--- a/Assets/StreamingAssets/正式发布时删--功能文档/剧本编辑器(1).docx
+++ b/Assets/StreamingAssets/正式发布时删--功能文档/剧本编辑器(1).docx
@@ -36,21 +36,7 @@
         <w:rPr>
           <w:rFonts w:hint="eastAsia"/>
         </w:rPr>
-        <w:t xml:space="preserve"> </w:t>
-      </w:r>
-      <w:proofErr w:type="spellStart"/>
-      <w:r>
-        <w:rPr>
-          <w:rFonts w:hint="eastAsia"/>
-        </w:rPr>
-        <w:t>png</w:t>
-      </w:r>
-      <w:proofErr w:type="spellEnd"/>
-      <w:r>
-        <w:rPr>
-          <w:rFonts w:hint="eastAsia"/>
-        </w:rPr>
-        <w:t xml:space="preserve"> </w:t>
+        <w:t xml:space="preserve"> png </w:t>
       </w:r>
       <w:r>
         <w:rPr>
@@ -1328,19 +1314,11 @@
         </w:rPr>
         <w:t>音频文件在</w:t>
       </w:r>
-      <w:proofErr w:type="spellStart"/>
-      <w:r>
-        <w:rPr>
-          <w:rFonts w:hint="eastAsia"/>
-        </w:rPr>
-        <w:t>StreamingAssets</w:t>
-      </w:r>
-      <w:proofErr w:type="spellEnd"/>
-      <w:r>
-        <w:rPr>
-          <w:rFonts w:hint="eastAsia"/>
-        </w:rPr>
-        <w:t>/Sound</w:t>
+      <w:r>
+        <w:rPr>
+          <w:rFonts w:hint="eastAsia"/>
+        </w:rPr>
+        <w:t>StreamingAssets/Sound</w:t>
       </w:r>
     </w:p>
     <w:p>
@@ -1517,19 +1495,11 @@
         </w:rPr>
         <w:t>音频文件在</w:t>
       </w:r>
-      <w:proofErr w:type="spellStart"/>
-      <w:r>
-        <w:rPr>
-          <w:rFonts w:hint="eastAsia"/>
-        </w:rPr>
-        <w:t>StreamingAssets</w:t>
-      </w:r>
-      <w:proofErr w:type="spellEnd"/>
-      <w:r>
-        <w:rPr>
-          <w:rFonts w:hint="eastAsia"/>
-        </w:rPr>
-        <w:t>/Sound</w:t>
+      <w:r>
+        <w:rPr>
+          <w:rFonts w:hint="eastAsia"/>
+        </w:rPr>
+        <w:t>StreamingAssets/Sound</w:t>
       </w:r>
     </w:p>
     <w:p>
@@ -1869,31 +1839,7 @@
                 <w:szCs w:val="22"/>
                 <w:lang w:bidi="ar"/>
               </w:rPr>
-              <w:t>DEBUG(</w:t>
-            </w:r>
-            <w:proofErr w:type="spellStart"/>
-            <w:r>
-              <w:rPr>
-                <w:rFonts w:ascii="宋体" w:eastAsia="宋体" w:hAnsi="宋体" w:cs="宋体" w:hint="eastAsia"/>
-                <w:color w:val="000000"/>
-                <w:kern w:val="0"/>
-                <w:sz w:val="22"/>
-                <w:szCs w:val="22"/>
-                <w:lang w:bidi="ar"/>
-              </w:rPr>
-              <w:t>choiceA</w:t>
-            </w:r>
-            <w:proofErr w:type="spellEnd"/>
-            <w:r>
-              <w:rPr>
-                <w:rFonts w:ascii="宋体" w:eastAsia="宋体" w:hAnsi="宋体" w:cs="宋体" w:hint="eastAsia"/>
-                <w:color w:val="000000"/>
-                <w:kern w:val="0"/>
-                <w:sz w:val="22"/>
-                <w:szCs w:val="22"/>
-                <w:lang w:bidi="ar"/>
-              </w:rPr>
-              <w:t>)</w:t>
+              <w:t>DEBUG(choiceA)</w:t>
             </w:r>
           </w:p>
         </w:tc>
@@ -1977,31 +1923,7 @@
                 <w:szCs w:val="22"/>
                 <w:lang w:bidi="ar"/>
               </w:rPr>
-              <w:t>DEBUG(</w:t>
-            </w:r>
-            <w:proofErr w:type="spellStart"/>
-            <w:r>
-              <w:rPr>
-                <w:rFonts w:ascii="宋体" w:eastAsia="宋体" w:hAnsi="宋体" w:cs="宋体" w:hint="eastAsia"/>
-                <w:color w:val="000000"/>
-                <w:kern w:val="0"/>
-                <w:sz w:val="22"/>
-                <w:szCs w:val="22"/>
-                <w:lang w:bidi="ar"/>
-              </w:rPr>
-              <w:t>choiceB</w:t>
-            </w:r>
-            <w:proofErr w:type="spellEnd"/>
-            <w:r>
-              <w:rPr>
-                <w:rFonts w:ascii="宋体" w:eastAsia="宋体" w:hAnsi="宋体" w:cs="宋体" w:hint="eastAsia"/>
-                <w:color w:val="000000"/>
-                <w:kern w:val="0"/>
-                <w:sz w:val="22"/>
-                <w:szCs w:val="22"/>
-                <w:lang w:bidi="ar"/>
-              </w:rPr>
-              <w:t>)</w:t>
+              <w:t>DEBUG(choiceB)</w:t>
             </w:r>
           </w:p>
         </w:tc>
@@ -2080,31 +2002,7 @@
                 <w:szCs w:val="22"/>
                 <w:lang w:bidi="ar"/>
               </w:rPr>
-              <w:t>DEBUG(</w:t>
-            </w:r>
-            <w:proofErr w:type="spellStart"/>
-            <w:r>
-              <w:rPr>
-                <w:rFonts w:ascii="宋体" w:eastAsia="宋体" w:hAnsi="宋体" w:cs="宋体" w:hint="eastAsia"/>
-                <w:color w:val="000000"/>
-                <w:kern w:val="0"/>
-                <w:sz w:val="22"/>
-                <w:szCs w:val="22"/>
-                <w:lang w:bidi="ar"/>
-              </w:rPr>
-              <w:t>choiceC</w:t>
-            </w:r>
-            <w:proofErr w:type="spellEnd"/>
-            <w:r>
-              <w:rPr>
-                <w:rFonts w:ascii="宋体" w:eastAsia="宋体" w:hAnsi="宋体" w:cs="宋体" w:hint="eastAsia"/>
-                <w:color w:val="000000"/>
-                <w:kern w:val="0"/>
-                <w:sz w:val="22"/>
-                <w:szCs w:val="22"/>
-                <w:lang w:bidi="ar"/>
-              </w:rPr>
-              <w:t>)</w:t>
+              <w:t>DEBUG(choiceC)</w:t>
             </w:r>
           </w:p>
         </w:tc>
@@ -2236,9 +2134,20 @@
           <w:szCs w:val="22"/>
           <w:lang w:bidi="ar"/>
         </w:rPr>
-        <w:t>DEBUG(</w:t>
-      </w:r>
-      <w:proofErr w:type="spellStart"/>
+        <w:t>DEBUG(choiceA) 方法</w:t>
+      </w:r>
+    </w:p>
+    <w:p>
+      <w:pPr>
+        <w:rPr>
+          <w:rFonts w:ascii="宋体" w:eastAsia="宋体" w:hAnsi="宋体" w:cs="宋体"/>
+          <w:color w:val="000000"/>
+          <w:kern w:val="0"/>
+          <w:sz w:val="22"/>
+          <w:szCs w:val="22"/>
+          <w:lang w:bidi="ar"/>
+        </w:rPr>
+      </w:pPr>
       <w:r>
         <w:rPr>
           <w:rFonts w:ascii="宋体" w:eastAsia="宋体" w:hAnsi="宋体" w:cs="宋体" w:hint="eastAsia"/>
@@ -2248,66 +2157,7 @@
           <w:szCs w:val="22"/>
           <w:lang w:bidi="ar"/>
         </w:rPr>
-        <w:t>choiceA</w:t>
-      </w:r>
-      <w:proofErr w:type="spellEnd"/>
-      <w:r>
-        <w:rPr>
-          <w:rFonts w:ascii="宋体" w:eastAsia="宋体" w:hAnsi="宋体" w:cs="宋体" w:hint="eastAsia"/>
-          <w:color w:val="000000"/>
-          <w:kern w:val="0"/>
-          <w:sz w:val="22"/>
-          <w:szCs w:val="22"/>
-          <w:lang w:bidi="ar"/>
-        </w:rPr>
-        <w:t>) 方法</w:t>
-      </w:r>
-    </w:p>
-    <w:p>
-      <w:pPr>
-        <w:rPr>
-          <w:rFonts w:ascii="宋体" w:eastAsia="宋体" w:hAnsi="宋体" w:cs="宋体"/>
-          <w:color w:val="000000"/>
-          <w:kern w:val="0"/>
-          <w:sz w:val="22"/>
-          <w:szCs w:val="22"/>
-          <w:lang w:bidi="ar"/>
-        </w:rPr>
-      </w:pPr>
-      <w:r>
-        <w:rPr>
-          <w:rFonts w:ascii="宋体" w:eastAsia="宋体" w:hAnsi="宋体" w:cs="宋体" w:hint="eastAsia"/>
-          <w:color w:val="000000"/>
-          <w:kern w:val="0"/>
-          <w:sz w:val="22"/>
-          <w:szCs w:val="22"/>
-          <w:lang w:bidi="ar"/>
-        </w:rPr>
-        <w:t>如果点击选项B按钮,就会执行DEBUG(</w:t>
-      </w:r>
-      <w:proofErr w:type="spellStart"/>
-      <w:r>
-        <w:rPr>
-          <w:rFonts w:ascii="宋体" w:eastAsia="宋体" w:hAnsi="宋体" w:cs="宋体" w:hint="eastAsia"/>
-          <w:color w:val="000000"/>
-          <w:kern w:val="0"/>
-          <w:sz w:val="22"/>
-          <w:szCs w:val="22"/>
-          <w:lang w:bidi="ar"/>
-        </w:rPr>
-        <w:t>choiceB</w:t>
-      </w:r>
-      <w:proofErr w:type="spellEnd"/>
-      <w:r>
-        <w:rPr>
-          <w:rFonts w:ascii="宋体" w:eastAsia="宋体" w:hAnsi="宋体" w:cs="宋体" w:hint="eastAsia"/>
-          <w:color w:val="000000"/>
-          <w:kern w:val="0"/>
-          <w:sz w:val="22"/>
-          <w:szCs w:val="22"/>
-          <w:lang w:bidi="ar"/>
-        </w:rPr>
-        <w:t>)方法</w:t>
+        <w:t>如果点击选项B按钮,就会执行DEBUG(choiceB)方法</w:t>
       </w:r>
     </w:p>
     <w:p>
@@ -2962,29 +2812,7 @@
           <w:szCs w:val="22"/>
           <w:lang w:bidi="ar"/>
         </w:rPr>
-        <w:t xml:space="preserve">END(string </w:t>
-      </w:r>
-      <w:proofErr w:type="spellStart"/>
-      <w:r>
-        <w:rPr>
-          <w:rFonts w:cs="宋体"/>
-          <w:color w:val="000000"/>
-          <w:sz w:val="22"/>
-          <w:szCs w:val="22"/>
-          <w:lang w:bidi="ar"/>
-        </w:rPr>
-        <w:t>A,int</w:t>
-      </w:r>
-      <w:proofErr w:type="spellEnd"/>
-      <w:r>
-        <w:rPr>
-          <w:rFonts w:cs="宋体"/>
-          <w:color w:val="000000"/>
-          <w:sz w:val="22"/>
-          <w:szCs w:val="22"/>
-          <w:lang w:bidi="ar"/>
-        </w:rPr>
-        <w:t xml:space="preserve"> B)</w:t>
+        <w:t>END(string A,int B)</w:t>
       </w:r>
     </w:p>
     <w:p>
@@ -3946,14 +3774,12 @@
       <w:r>
         <w:t xml:space="preserve"> int </w:t>
       </w:r>
-      <w:proofErr w:type="spellStart"/>
       <w:r>
         <w:rPr>
           <w:rFonts w:hint="eastAsia"/>
         </w:rPr>
         <w:t>presetID</w:t>
       </w:r>
-      <w:proofErr w:type="spellEnd"/>
       <w:r>
         <w:t>)</w:t>
       </w:r>
@@ -3965,28 +3791,24 @@
         </w:rPr>
         <w:t>在对应的战斗场景的</w:t>
       </w:r>
-      <w:proofErr w:type="spellStart"/>
       <w:r>
         <w:rPr>
           <w:rFonts w:hint="eastAsia"/>
         </w:rPr>
         <w:t>BattleScene</w:t>
       </w:r>
-      <w:proofErr w:type="spellEnd"/>
       <w:r>
         <w:rPr>
           <w:rFonts w:hint="eastAsia"/>
         </w:rPr>
         <w:t>上的</w:t>
       </w:r>
-      <w:proofErr w:type="spellStart"/>
       <w:r>
         <w:rPr>
           <w:rFonts w:hint="eastAsia"/>
         </w:rPr>
         <w:t>BattleSetController</w:t>
       </w:r>
-      <w:proofErr w:type="spellEnd"/>
       <w:r>
         <w:rPr>
           <w:rFonts w:hint="eastAsia"/>
@@ -4005,14 +3827,12 @@
         </w:rPr>
         <w:t>战斗中，</w:t>
       </w:r>
-      <w:proofErr w:type="spellStart"/>
       <w:r>
         <w:rPr>
           <w:rFonts w:hint="eastAsia"/>
         </w:rPr>
         <w:t>presetID</w:t>
       </w:r>
-      <w:proofErr w:type="spellEnd"/>
       <w:r>
         <w:rPr>
           <w:rFonts w:hint="eastAsia"/>
@@ -4352,29 +4172,7 @@
           <w:szCs w:val="22"/>
           <w:lang w:bidi="ar"/>
         </w:rPr>
-        <w:t xml:space="preserve">(string </w:t>
-      </w:r>
-      <w:proofErr w:type="spellStart"/>
-      <w:r>
-        <w:rPr>
-          <w:rFonts w:cs="宋体"/>
-          <w:color w:val="000000"/>
-          <w:sz w:val="22"/>
-          <w:szCs w:val="22"/>
-          <w:lang w:bidi="ar"/>
-        </w:rPr>
-        <w:t>A,int</w:t>
-      </w:r>
-      <w:proofErr w:type="spellEnd"/>
-      <w:r>
-        <w:rPr>
-          <w:rFonts w:cs="宋体"/>
-          <w:color w:val="000000"/>
-          <w:sz w:val="22"/>
-          <w:szCs w:val="22"/>
-          <w:lang w:bidi="ar"/>
-        </w:rPr>
-        <w:t xml:space="preserve"> B)</w:t>
+        <w:t>(string A,int B)</w:t>
       </w:r>
     </w:p>
     <w:p>
@@ -4701,11 +4499,6 @@
       </w:r>
     </w:p>
     <w:p>
-      <w:pPr>
-        <w:rPr>
-          <w:rFonts w:hint="eastAsia"/>
-        </w:rPr>
-      </w:pPr>
       <w:r>
         <w:rPr>
           <w:highlight w:val="yellow"/>
@@ -4887,13 +4680,7 @@
         <w:rPr>
           <w:rFonts w:hint="eastAsia"/>
         </w:rPr>
-        <w:t>CG</w:t>
-      </w:r>
-      <w:r>
-        <w:rPr>
-          <w:rFonts w:hint="eastAsia"/>
-        </w:rPr>
-        <w:t>PR3</w:t>
+        <w:t>CGPR3</w:t>
       </w:r>
       <w:r>
         <w:rPr>
@@ -4923,25 +4710,7 @@
         <w:rPr>
           <w:rFonts w:hint="eastAsia"/>
         </w:rPr>
-        <w:t>秒</w:t>
-      </w:r>
-      <w:r>
-        <w:rPr>
-          <w:rFonts w:hint="eastAsia"/>
-        </w:rPr>
-        <w:t>，并显示文本“</w:t>
-      </w:r>
-      <w:r>
-        <w:rPr>
-          <w:rFonts w:hint="eastAsia"/>
-        </w:rPr>
-        <w:t>期待着这一天</w:t>
-      </w:r>
-      <w:r>
-        <w:rPr>
-          <w:rFonts w:hint="eastAsia"/>
-        </w:rPr>
-        <w:t>”</w:t>
+        <w:t>秒，并显示文本“期待着这一天”</w:t>
       </w:r>
     </w:p>
     <w:p/>
@@ -5116,21 +4885,8 @@
         <w:t>开启商店显示界面，在</w:t>
       </w:r>
       <w:r>
-        <w:t>Assets/</w:t>
-      </w:r>
-      <w:proofErr w:type="spellStart"/>
-      <w:r>
-        <w:t>ScriptableObjects</w:t>
-      </w:r>
-      <w:proofErr w:type="spellEnd"/>
-      <w:r>
-        <w:t>/</w:t>
-      </w:r>
-      <w:proofErr w:type="spellStart"/>
-      <w:r>
-        <w:t>ShopListSO.asset</w:t>
-      </w:r>
-      <w:proofErr w:type="spellEnd"/>
+        <w:t>Assets/ScriptableObjects/ShopListSO.asset</w:t>
+      </w:r>
       <w:r>
         <w:rPr>
           <w:rFonts w:hint="eastAsia"/>
@@ -5225,14 +4981,12 @@
       <w:r>
         <w:t xml:space="preserve"> </w:t>
       </w:r>
-      <w:proofErr w:type="spellStart"/>
       <w:r>
         <w:rPr>
           <w:rFonts w:hint="eastAsia"/>
         </w:rPr>
         <w:t>chapterName</w:t>
       </w:r>
-      <w:proofErr w:type="spellEnd"/>
       <w:r>
         <w:rPr>
           <w:rFonts w:hint="eastAsia"/>
@@ -5251,14 +5005,12 @@
       <w:r>
         <w:t xml:space="preserve"> </w:t>
       </w:r>
-      <w:proofErr w:type="spellStart"/>
       <w:r>
         <w:rPr>
           <w:rFonts w:hint="eastAsia"/>
         </w:rPr>
         <w:t>fadeTime</w:t>
       </w:r>
-      <w:proofErr w:type="spellEnd"/>
       <w:r>
         <w:rPr>
           <w:rFonts w:hint="eastAsia"/>
@@ -5297,19 +5049,11 @@
         </w:rPr>
         <w:t>在剧情面板上显示章节标题。</w:t>
       </w:r>
-      <w:proofErr w:type="spellStart"/>
-      <w:r>
-        <w:rPr>
-          <w:rFonts w:hint="eastAsia"/>
-        </w:rPr>
-        <w:t>fadeTime</w:t>
-      </w:r>
-      <w:proofErr w:type="spellEnd"/>
-      <w:r>
-        <w:rPr>
-          <w:rFonts w:hint="eastAsia"/>
-        </w:rPr>
-        <w:t xml:space="preserve"> </w:t>
+      <w:r>
+        <w:rPr>
+          <w:rFonts w:hint="eastAsia"/>
+        </w:rPr>
+        <w:t xml:space="preserve">fadeTime </w:t>
       </w:r>
       <w:r>
         <w:rPr>
@@ -5921,14 +5665,12 @@
       <w:r>
         <w:t xml:space="preserve"> </w:t>
       </w:r>
-      <w:proofErr w:type="spellStart"/>
       <w:r>
         <w:rPr>
           <w:rFonts w:hint="eastAsia"/>
         </w:rPr>
         <w:t>DataBase</w:t>
       </w:r>
-      <w:proofErr w:type="spellEnd"/>
       <w:r>
         <w:t xml:space="preserve"> </w:t>
       </w:r>
@@ -6126,15 +5868,7 @@
         <w:t>格式：</w:t>
       </w:r>
       <w:r>
-        <w:t xml:space="preserve">ITEM(int mode, int </w:t>
-      </w:r>
-      <w:proofErr w:type="spellStart"/>
-      <w:r>
-        <w:t>itemId</w:t>
-      </w:r>
-      <w:proofErr w:type="spellEnd"/>
-      <w:r>
-        <w:t>, int count)</w:t>
+        <w:t>ITEM(int mode, int itemId, int count)</w:t>
       </w:r>
     </w:p>
     <w:p>
@@ -6161,14 +5895,12 @@
       </w:r>
     </w:p>
     <w:p>
-      <w:proofErr w:type="spellStart"/>
       <w:r>
         <w:rPr>
           <w:rFonts w:hint="eastAsia"/>
         </w:rPr>
         <w:t>ItemId</w:t>
       </w:r>
-      <w:proofErr w:type="spellEnd"/>
       <w:r>
         <w:rPr>
           <w:rFonts w:hint="eastAsia"/>
@@ -6446,13 +6178,8 @@
         </w:rPr>
         <w:t xml:space="preserve"> </w:t>
       </w:r>
-      <w:proofErr w:type="spellStart"/>
-      <w:r>
-        <w:t>StartScene</w:t>
-      </w:r>
-      <w:proofErr w:type="spellEnd"/>
-      <w:r>
-        <w:t>)</w:t>
+      <w:r>
+        <w:t>StartScene)</w:t>
       </w:r>
       <w:r>
         <w:rPr>
@@ -6477,6 +6204,105 @@
       </w:r>
     </w:p>
     <w:p/>
+    <w:p>
+      <w:pPr>
+        <w:rPr>
+          <w:rFonts w:ascii="Arial" w:eastAsia="黑体" w:hAnsi="Arial"/>
+          <w:b/>
+          <w:color w:val="0000FF"/>
+          <w:sz w:val="32"/>
+        </w:rPr>
+      </w:pPr>
+      <w:r>
+        <w:rPr>
+          <w:rFonts w:ascii="Arial" w:eastAsia="黑体" w:hAnsi="Arial" w:hint="eastAsia"/>
+          <w:b/>
+          <w:color w:val="0000FF"/>
+          <w:sz w:val="32"/>
+        </w:rPr>
+        <w:t>S</w:t>
+      </w:r>
+      <w:r>
+        <w:rPr>
+          <w:rFonts w:ascii="Arial" w:eastAsia="黑体" w:hAnsi="Arial"/>
+          <w:b/>
+          <w:color w:val="0000FF"/>
+          <w:sz w:val="32"/>
+        </w:rPr>
+        <w:t>team</w:t>
+      </w:r>
+      <w:r>
+        <w:rPr>
+          <w:rFonts w:ascii="Arial" w:eastAsia="黑体" w:hAnsi="Arial" w:hint="eastAsia"/>
+          <w:b/>
+          <w:color w:val="0000FF"/>
+          <w:sz w:val="32"/>
+        </w:rPr>
+        <w:t>成就系统</w:t>
+      </w:r>
+    </w:p>
+    <w:p/>
+    <w:p>
+      <w:r>
+        <w:rPr>
+          <w:rFonts w:hint="eastAsia"/>
+        </w:rPr>
+        <w:t>指令</w:t>
+      </w:r>
+      <w:r>
+        <w:rPr>
+          <w:rFonts w:hint="eastAsia"/>
+        </w:rPr>
+        <w:t xml:space="preserve"> ACH</w:t>
+      </w:r>
+    </w:p>
+    <w:p>
+      <w:r>
+        <w:rPr>
+          <w:rFonts w:hint="eastAsia"/>
+        </w:rPr>
+        <w:t>格式</w:t>
+      </w:r>
+      <w:r>
+        <w:rPr>
+          <w:rFonts w:hint="eastAsia"/>
+        </w:rPr>
+        <w:t xml:space="preserve">: </w:t>
+      </w:r>
+      <w:r>
+        <w:rPr>
+          <w:rFonts w:hint="eastAsia"/>
+        </w:rPr>
+        <w:t>ACH(</w:t>
+      </w:r>
+      <w:r>
+        <w:t xml:space="preserve">string </w:t>
+      </w:r>
+      <w:r>
+        <w:rPr>
+          <w:rFonts w:hint="eastAsia"/>
+        </w:rPr>
+        <w:t>成就</w:t>
+      </w:r>
+      <w:r>
+        <w:rPr>
+          <w:rFonts w:hint="eastAsia"/>
+        </w:rPr>
+        <w:t>API</w:t>
+      </w:r>
+      <w:r>
+        <w:rPr>
+          <w:rFonts w:hint="eastAsia"/>
+        </w:rPr>
+        <w:t>名</w:t>
+      </w:r>
+      <w:r>
+        <w:rPr>
+          <w:rFonts w:hint="eastAsia"/>
+        </w:rPr>
+        <w:t>)</w:t>
+      </w:r>
+    </w:p>
     <w:sectPr>
       <w:pgSz w:w="11906" w:h="16838"/>
       <w:pgMar w:top="1440" w:right="1800" w:bottom="1440" w:left="1800" w:header="851" w:footer="992" w:gutter="0"/>

--- a/Assets/StreamingAssets/正式发布时删--功能文档/剧本编辑器(1).docx
+++ b/Assets/StreamingAssets/正式发布时删--功能文档/剧本编辑器(1).docx
@@ -36,7 +36,21 @@
         <w:rPr>
           <w:rFonts w:hint="eastAsia"/>
         </w:rPr>
-        <w:t xml:space="preserve"> png </w:t>
+        <w:t xml:space="preserve"> </w:t>
+      </w:r>
+      <w:proofErr w:type="spellStart"/>
+      <w:r>
+        <w:rPr>
+          <w:rFonts w:hint="eastAsia"/>
+        </w:rPr>
+        <w:t>png</w:t>
+      </w:r>
+      <w:proofErr w:type="spellEnd"/>
+      <w:r>
+        <w:rPr>
+          <w:rFonts w:hint="eastAsia"/>
+        </w:rPr>
+        <w:t xml:space="preserve"> </w:t>
       </w:r>
       <w:r>
         <w:rPr>
@@ -238,9 +252,11 @@
         </w:rPr>
         <w:t>参数是</w:t>
       </w:r>
+      <w:proofErr w:type="gramStart"/>
       <w:r>
         <w:t>”</w:t>
       </w:r>
+      <w:proofErr w:type="gramEnd"/>
       <w:r>
         <w:rPr>
           <w:rFonts w:hint="eastAsia"/>
@@ -393,7 +409,21 @@
         <w:rPr>
           <w:rFonts w:hint="eastAsia"/>
         </w:rPr>
-        <w:t>MODIFY(A,B,C)</w:t>
+        <w:t>MODIFY(</w:t>
+      </w:r>
+      <w:proofErr w:type="gramStart"/>
+      <w:r>
+        <w:rPr>
+          <w:rFonts w:hint="eastAsia"/>
+        </w:rPr>
+        <w:t>A,B</w:t>
+      </w:r>
+      <w:proofErr w:type="gramEnd"/>
+      <w:r>
+        <w:rPr>
+          <w:rFonts w:hint="eastAsia"/>
+        </w:rPr>
+        <w:t>,C)</w:t>
       </w:r>
     </w:p>
     <w:p>
@@ -756,9 +786,11 @@
       </w:r>
     </w:p>
     <w:p>
+      <w:proofErr w:type="gramStart"/>
       <w:r>
         <w:t>CG(</w:t>
       </w:r>
+      <w:proofErr w:type="gramEnd"/>
       <w:r>
         <w:t>图片名</w:t>
       </w:r>
@@ -770,9 +802,11 @@
       </w:r>
     </w:p>
     <w:p>
+      <w:proofErr w:type="gramStart"/>
       <w:r>
         <w:t>CG(</w:t>
       </w:r>
+      <w:proofErr w:type="gramEnd"/>
       <w:r>
         <w:t>图片名</w:t>
       </w:r>
@@ -796,9 +830,11 @@
       </w:r>
     </w:p>
     <w:p>
+      <w:proofErr w:type="gramStart"/>
       <w:r>
         <w:t>CG(</w:t>
       </w:r>
+      <w:proofErr w:type="gramEnd"/>
       <w:r>
         <w:t>图片名</w:t>
       </w:r>
@@ -874,11 +910,19 @@
       </w:r>
     </w:p>
     <w:p>
-      <w:r>
-        <w:rPr>
-          <w:rFonts w:hint="eastAsia"/>
-        </w:rPr>
-        <w:t xml:space="preserve">CG(forest)                    # </w:t>
+      <w:proofErr w:type="gramStart"/>
+      <w:r>
+        <w:rPr>
+          <w:rFonts w:hint="eastAsia"/>
+        </w:rPr>
+        <w:t>CG(</w:t>
+      </w:r>
+      <w:proofErr w:type="gramEnd"/>
+      <w:r>
+        <w:rPr>
+          <w:rFonts w:hint="eastAsia"/>
+        </w:rPr>
+        <w:t xml:space="preserve">forest)                    # </w:t>
       </w:r>
       <w:r>
         <w:rPr>
@@ -900,11 +944,19 @@
       </w:r>
     </w:p>
     <w:p>
-      <w:r>
-        <w:rPr>
-          <w:rFonts w:hint="eastAsia"/>
-        </w:rPr>
-        <w:t xml:space="preserve">CG(battle,3,1.5)              # </w:t>
+      <w:proofErr w:type="gramStart"/>
+      <w:r>
+        <w:rPr>
+          <w:rFonts w:hint="eastAsia"/>
+        </w:rPr>
+        <w:t>CG(</w:t>
+      </w:r>
+      <w:proofErr w:type="gramEnd"/>
+      <w:r>
+        <w:rPr>
+          <w:rFonts w:hint="eastAsia"/>
+        </w:rPr>
+        <w:t xml:space="preserve">battle,3,1.5)              # </w:t>
       </w:r>
       <w:r>
         <w:rPr>
@@ -926,11 +978,19 @@
       </w:r>
     </w:p>
     <w:p>
-      <w:r>
-        <w:rPr>
-          <w:rFonts w:hint="eastAsia"/>
-        </w:rPr>
-        <w:t xml:space="preserve">CG(quick,0)                   # </w:t>
+      <w:proofErr w:type="gramStart"/>
+      <w:r>
+        <w:rPr>
+          <w:rFonts w:hint="eastAsia"/>
+        </w:rPr>
+        <w:t>CG(</w:t>
+      </w:r>
+      <w:proofErr w:type="gramEnd"/>
+      <w:r>
+        <w:rPr>
+          <w:rFonts w:hint="eastAsia"/>
+        </w:rPr>
+        <w:t xml:space="preserve">quick,0)                   # </w:t>
       </w:r>
       <w:r>
         <w:rPr>
@@ -941,11 +1001,19 @@
     </w:p>
     <w:p/>
     <w:p>
-      <w:r>
-        <w:rPr>
-          <w:rFonts w:hint="eastAsia"/>
-        </w:rPr>
-        <w:t>SHAKE()</w:t>
+      <w:proofErr w:type="gramStart"/>
+      <w:r>
+        <w:rPr>
+          <w:rFonts w:hint="eastAsia"/>
+        </w:rPr>
+        <w:t>SHAKE(</w:t>
+      </w:r>
+      <w:proofErr w:type="gramEnd"/>
+      <w:r>
+        <w:rPr>
+          <w:rFonts w:hint="eastAsia"/>
+        </w:rPr>
+        <w:t>)</w:t>
       </w:r>
     </w:p>
     <w:p>
@@ -971,9 +1039,11 @@
       </w:r>
     </w:p>
     <w:p>
+      <w:proofErr w:type="gramStart"/>
       <w:r>
         <w:t>SHAKE(</w:t>
       </w:r>
+      <w:proofErr w:type="gramEnd"/>
       <w:r>
         <w:t>强度</w:t>
       </w:r>
@@ -985,9 +1055,11 @@
       </w:r>
     </w:p>
     <w:p>
+      <w:proofErr w:type="gramStart"/>
       <w:r>
         <w:t>SHAKE(</w:t>
       </w:r>
+      <w:proofErr w:type="gramEnd"/>
       <w:r>
         <w:t>强度</w:t>
       </w:r>
@@ -1005,9 +1077,11 @@
       </w:r>
     </w:p>
     <w:p>
+      <w:proofErr w:type="gramStart"/>
       <w:r>
         <w:t>SHAKE(</w:t>
       </w:r>
+      <w:proofErr w:type="gramEnd"/>
       <w:r>
         <w:t>强度</w:t>
       </w:r>
@@ -1048,7 +1122,20 @@
           <w:rFonts w:hint="eastAsia"/>
         </w:rPr>
         <w:br/>
-        <w:t xml:space="preserve">SHAKE()                       # </w:t>
+      </w:r>
+      <w:proofErr w:type="gramStart"/>
+      <w:r>
+        <w:rPr>
+          <w:rFonts w:hint="eastAsia"/>
+        </w:rPr>
+        <w:t>SHAKE(</w:t>
+      </w:r>
+      <w:proofErr w:type="gramEnd"/>
+      <w:r>
+        <w:rPr>
+          <w:rFonts w:hint="eastAsia"/>
+        </w:rPr>
+        <w:t xml:space="preserve">)                       # </w:t>
       </w:r>
       <w:r>
         <w:rPr>
@@ -1094,11 +1181,19 @@
       </w:r>
     </w:p>
     <w:p>
-      <w:r>
-        <w:rPr>
-          <w:rFonts w:hint="eastAsia"/>
-        </w:rPr>
-        <w:t xml:space="preserve">SHAKE(30)                     # </w:t>
+      <w:proofErr w:type="gramStart"/>
+      <w:r>
+        <w:rPr>
+          <w:rFonts w:hint="eastAsia"/>
+        </w:rPr>
+        <w:t>SHAKE(</w:t>
+      </w:r>
+      <w:proofErr w:type="gramEnd"/>
+      <w:r>
+        <w:rPr>
+          <w:rFonts w:hint="eastAsia"/>
+        </w:rPr>
+        <w:t xml:space="preserve">30)                     # </w:t>
       </w:r>
       <w:r>
         <w:rPr>
@@ -1114,11 +1209,19 @@
       </w:r>
     </w:p>
     <w:p>
-      <w:r>
-        <w:rPr>
-          <w:rFonts w:hint="eastAsia"/>
-        </w:rPr>
-        <w:t xml:space="preserve">SHAKE(40,1.0)                 # </w:t>
+      <w:proofErr w:type="gramStart"/>
+      <w:r>
+        <w:rPr>
+          <w:rFonts w:hint="eastAsia"/>
+        </w:rPr>
+        <w:t>SHAKE(</w:t>
+      </w:r>
+      <w:proofErr w:type="gramEnd"/>
+      <w:r>
+        <w:rPr>
+          <w:rFonts w:hint="eastAsia"/>
+        </w:rPr>
+        <w:t xml:space="preserve">40,1.0)                 # </w:t>
       </w:r>
       <w:r>
         <w:rPr>
@@ -1152,11 +1255,19 @@
       </w:r>
     </w:p>
     <w:p>
-      <w:r>
-        <w:rPr>
-          <w:rFonts w:hint="eastAsia"/>
-        </w:rPr>
-        <w:t xml:space="preserve">SHAKE(50,0.8,15)              # </w:t>
+      <w:proofErr w:type="gramStart"/>
+      <w:r>
+        <w:rPr>
+          <w:rFonts w:hint="eastAsia"/>
+        </w:rPr>
+        <w:t>SHAKE(</w:t>
+      </w:r>
+      <w:proofErr w:type="gramEnd"/>
+      <w:r>
+        <w:rPr>
+          <w:rFonts w:hint="eastAsia"/>
+        </w:rPr>
+        <w:t xml:space="preserve">50,0.8,15)              # </w:t>
       </w:r>
       <w:r>
         <w:rPr>
@@ -1220,7 +1331,21 @@
         <w:rPr>
           <w:rFonts w:hint="eastAsia"/>
         </w:rPr>
-        <w:t>将说话人立绘切换为</w:t>
+        <w:t>将说话</w:t>
+      </w:r>
+      <w:proofErr w:type="gramStart"/>
+      <w:r>
+        <w:rPr>
+          <w:rFonts w:hint="eastAsia"/>
+        </w:rPr>
+        <w:t>人立绘切换</w:t>
+      </w:r>
+      <w:proofErr w:type="gramEnd"/>
+      <w:r>
+        <w:rPr>
+          <w:rFonts w:hint="eastAsia"/>
+        </w:rPr>
+        <w:t>为</w:t>
       </w:r>
       <w:r>
         <w:rPr>
@@ -1235,20 +1360,60 @@
           <w:highlight w:val="yellow"/>
         </w:rPr>
       </w:pPr>
+      <w:proofErr w:type="gramStart"/>
       <w:r>
         <w:rPr>
           <w:highlight w:val="yellow"/>
         </w:rPr>
-        <w:t>SPEAK()</w:t>
-      </w:r>
-    </w:p>
-    <w:p>
-      <w:r>
-        <w:rPr>
-          <w:rFonts w:hint="eastAsia"/>
+        <w:t>SPEAK(</w:t>
+      </w:r>
+      <w:proofErr w:type="gramEnd"/>
+      <w:r>
+        <w:rPr>
           <w:highlight w:val="yellow"/>
         </w:rPr>
-        <w:t>将立绘显示关闭，再其他人说话时自动开启</w:t>
+        <w:t>)</w:t>
+      </w:r>
+    </w:p>
+    <w:p>
+      <w:r>
+        <w:rPr>
+          <w:rFonts w:hint="eastAsia"/>
+          <w:highlight w:val="yellow"/>
+        </w:rPr>
+        <w:t>将</w:t>
+      </w:r>
+      <w:proofErr w:type="gramStart"/>
+      <w:r>
+        <w:rPr>
+          <w:rFonts w:hint="eastAsia"/>
+          <w:highlight w:val="yellow"/>
+        </w:rPr>
+        <w:t>立绘显示</w:t>
+      </w:r>
+      <w:proofErr w:type="gramEnd"/>
+      <w:r>
+        <w:rPr>
+          <w:rFonts w:hint="eastAsia"/>
+          <w:highlight w:val="yellow"/>
+        </w:rPr>
+        <w:t>关闭，</w:t>
+      </w:r>
+      <w:proofErr w:type="gramStart"/>
+      <w:r>
+        <w:rPr>
+          <w:rFonts w:hint="eastAsia"/>
+          <w:highlight w:val="yellow"/>
+        </w:rPr>
+        <w:t>再其他</w:t>
+      </w:r>
+      <w:proofErr w:type="gramEnd"/>
+      <w:r>
+        <w:rPr>
+          <w:rFonts w:hint="eastAsia"/>
+          <w:highlight w:val="yellow"/>
+        </w:rPr>
+        <w:t>人说话时自动开启</w:t>
       </w:r>
     </w:p>
     <w:p/>
@@ -1314,11 +1479,19 @@
         </w:rPr>
         <w:t>音频文件在</w:t>
       </w:r>
-      <w:r>
-        <w:rPr>
-          <w:rFonts w:hint="eastAsia"/>
-        </w:rPr>
-        <w:t>StreamingAssets/Sound</w:t>
+      <w:proofErr w:type="spellStart"/>
+      <w:r>
+        <w:rPr>
+          <w:rFonts w:hint="eastAsia"/>
+        </w:rPr>
+        <w:t>StreamingAssets</w:t>
+      </w:r>
+      <w:proofErr w:type="spellEnd"/>
+      <w:r>
+        <w:rPr>
+          <w:rFonts w:hint="eastAsia"/>
+        </w:rPr>
+        <w:t>/Sound</w:t>
       </w:r>
     </w:p>
     <w:p>
@@ -1495,11 +1668,19 @@
         </w:rPr>
         <w:t>音频文件在</w:t>
       </w:r>
-      <w:r>
-        <w:rPr>
-          <w:rFonts w:hint="eastAsia"/>
-        </w:rPr>
-        <w:t>StreamingAssets/Sound</w:t>
+      <w:proofErr w:type="spellStart"/>
+      <w:r>
+        <w:rPr>
+          <w:rFonts w:hint="eastAsia"/>
+        </w:rPr>
+        <w:t>StreamingAssets</w:t>
+      </w:r>
+      <w:proofErr w:type="spellEnd"/>
+      <w:r>
+        <w:rPr>
+          <w:rFonts w:hint="eastAsia"/>
+        </w:rPr>
+        <w:t>/Sound</w:t>
       </w:r>
     </w:p>
     <w:p>
@@ -1644,11 +1825,19 @@
         </w:rPr>
         <w:t>A</w:t>
       </w:r>
-      <w:r>
-        <w:rPr>
-          <w:rFonts w:hint="eastAsia"/>
-        </w:rPr>
-        <w:t>行内容都是选项</w:t>
+      <w:proofErr w:type="gramStart"/>
+      <w:r>
+        <w:rPr>
+          <w:rFonts w:hint="eastAsia"/>
+        </w:rPr>
+        <w:t>行内容</w:t>
+      </w:r>
+      <w:proofErr w:type="gramEnd"/>
+      <w:r>
+        <w:rPr>
+          <w:rFonts w:hint="eastAsia"/>
+        </w:rPr>
+        <w:t>都是选项</w:t>
       </w:r>
     </w:p>
     <w:p>
@@ -1729,6 +1918,7 @@
                 <w:szCs w:val="22"/>
               </w:rPr>
             </w:pPr>
+            <w:proofErr w:type="gramStart"/>
             <w:r>
               <w:rPr>
                 <w:rFonts w:ascii="宋体" w:eastAsia="宋体" w:hAnsi="宋体" w:cs="宋体" w:hint="eastAsia"/>
@@ -1738,7 +1928,19 @@
                 <w:szCs w:val="22"/>
                 <w:lang w:bidi="ar"/>
               </w:rPr>
-              <w:t>SETSPACE(50)+ISCHOICE(3)</w:t>
+              <w:t>SETSPACE(</w:t>
+            </w:r>
+            <w:proofErr w:type="gramEnd"/>
+            <w:r>
+              <w:rPr>
+                <w:rFonts w:ascii="宋体" w:eastAsia="宋体" w:hAnsi="宋体" w:cs="宋体" w:hint="eastAsia"/>
+                <w:color w:val="000000"/>
+                <w:kern w:val="0"/>
+                <w:sz w:val="22"/>
+                <w:szCs w:val="22"/>
+                <w:lang w:bidi="ar"/>
+              </w:rPr>
+              <w:t>50)+ISCHOICE(3)</w:t>
             </w:r>
           </w:p>
         </w:tc>
@@ -1766,6 +1968,7 @@
                 <w:szCs w:val="20"/>
               </w:rPr>
             </w:pPr>
+            <w:proofErr w:type="gramStart"/>
             <w:r>
               <w:rPr>
                 <w:rFonts w:ascii="Arial" w:eastAsia="宋体" w:hAnsi="Arial" w:cs="Arial"/>
@@ -1799,6 +2002,7 @@
               </w:rPr>
               <w:t>SPAWN</w:t>
             </w:r>
+            <w:proofErr w:type="gramEnd"/>
           </w:p>
         </w:tc>
       </w:tr>
@@ -1830,6 +2034,7 @@
                 <w:szCs w:val="22"/>
               </w:rPr>
             </w:pPr>
+            <w:proofErr w:type="gramStart"/>
             <w:r>
               <w:rPr>
                 <w:rFonts w:ascii="宋体" w:eastAsia="宋体" w:hAnsi="宋体" w:cs="宋体" w:hint="eastAsia"/>
@@ -1839,7 +2044,32 @@
                 <w:szCs w:val="22"/>
                 <w:lang w:bidi="ar"/>
               </w:rPr>
-              <w:t>DEBUG(choiceA)</w:t>
+              <w:t>DEBUG(</w:t>
+            </w:r>
+            <w:proofErr w:type="spellStart"/>
+            <w:proofErr w:type="gramEnd"/>
+            <w:r>
+              <w:rPr>
+                <w:rFonts w:ascii="宋体" w:eastAsia="宋体" w:hAnsi="宋体" w:cs="宋体" w:hint="eastAsia"/>
+                <w:color w:val="000000"/>
+                <w:kern w:val="0"/>
+                <w:sz w:val="22"/>
+                <w:szCs w:val="22"/>
+                <w:lang w:bidi="ar"/>
+              </w:rPr>
+              <w:t>choiceA</w:t>
+            </w:r>
+            <w:proofErr w:type="spellEnd"/>
+            <w:r>
+              <w:rPr>
+                <w:rFonts w:ascii="宋体" w:eastAsia="宋体" w:hAnsi="宋体" w:cs="宋体" w:hint="eastAsia"/>
+                <w:color w:val="000000"/>
+                <w:kern w:val="0"/>
+                <w:sz w:val="22"/>
+                <w:szCs w:val="22"/>
+                <w:lang w:bidi="ar"/>
+              </w:rPr>
+              <w:t>)</w:t>
             </w:r>
           </w:p>
         </w:tc>
@@ -1914,6 +2144,7 @@
                 <w:szCs w:val="22"/>
               </w:rPr>
             </w:pPr>
+            <w:proofErr w:type="gramStart"/>
             <w:r>
               <w:rPr>
                 <w:rFonts w:ascii="宋体" w:eastAsia="宋体" w:hAnsi="宋体" w:cs="宋体" w:hint="eastAsia"/>
@@ -1923,7 +2154,32 @@
                 <w:szCs w:val="22"/>
                 <w:lang w:bidi="ar"/>
               </w:rPr>
-              <w:t>DEBUG(choiceB)</w:t>
+              <w:t>DEBUG(</w:t>
+            </w:r>
+            <w:proofErr w:type="spellStart"/>
+            <w:proofErr w:type="gramEnd"/>
+            <w:r>
+              <w:rPr>
+                <w:rFonts w:ascii="宋体" w:eastAsia="宋体" w:hAnsi="宋体" w:cs="宋体" w:hint="eastAsia"/>
+                <w:color w:val="000000"/>
+                <w:kern w:val="0"/>
+                <w:sz w:val="22"/>
+                <w:szCs w:val="22"/>
+                <w:lang w:bidi="ar"/>
+              </w:rPr>
+              <w:t>choiceB</w:t>
+            </w:r>
+            <w:proofErr w:type="spellEnd"/>
+            <w:r>
+              <w:rPr>
+                <w:rFonts w:ascii="宋体" w:eastAsia="宋体" w:hAnsi="宋体" w:cs="宋体" w:hint="eastAsia"/>
+                <w:color w:val="000000"/>
+                <w:kern w:val="0"/>
+                <w:sz w:val="22"/>
+                <w:szCs w:val="22"/>
+                <w:lang w:bidi="ar"/>
+              </w:rPr>
+              <w:t>)</w:t>
             </w:r>
           </w:p>
         </w:tc>
@@ -1993,6 +2249,7 @@
                 <w:szCs w:val="22"/>
               </w:rPr>
             </w:pPr>
+            <w:proofErr w:type="gramStart"/>
             <w:r>
               <w:rPr>
                 <w:rFonts w:ascii="宋体" w:eastAsia="宋体" w:hAnsi="宋体" w:cs="宋体" w:hint="eastAsia"/>
@@ -2002,7 +2259,32 @@
                 <w:szCs w:val="22"/>
                 <w:lang w:bidi="ar"/>
               </w:rPr>
-              <w:t>DEBUG(choiceC)</w:t>
+              <w:t>DEBUG(</w:t>
+            </w:r>
+            <w:proofErr w:type="spellStart"/>
+            <w:proofErr w:type="gramEnd"/>
+            <w:r>
+              <w:rPr>
+                <w:rFonts w:ascii="宋体" w:eastAsia="宋体" w:hAnsi="宋体" w:cs="宋体" w:hint="eastAsia"/>
+                <w:color w:val="000000"/>
+                <w:kern w:val="0"/>
+                <w:sz w:val="22"/>
+                <w:szCs w:val="22"/>
+                <w:lang w:bidi="ar"/>
+              </w:rPr>
+              <w:t>choiceC</w:t>
+            </w:r>
+            <w:proofErr w:type="spellEnd"/>
+            <w:r>
+              <w:rPr>
+                <w:rFonts w:ascii="宋体" w:eastAsia="宋体" w:hAnsi="宋体" w:cs="宋体" w:hint="eastAsia"/>
+                <w:color w:val="000000"/>
+                <w:kern w:val="0"/>
+                <w:sz w:val="22"/>
+                <w:szCs w:val="22"/>
+                <w:lang w:bidi="ar"/>
+              </w:rPr>
+              <w:t>)</w:t>
             </w:r>
           </w:p>
         </w:tc>
@@ -2051,11 +2333,19 @@
       </w:tr>
     </w:tbl>
     <w:p>
-      <w:r>
-        <w:rPr>
-          <w:rFonts w:hint="eastAsia"/>
-        </w:rPr>
-        <w:t>参考此示例表格</w:t>
+      <w:proofErr w:type="gramStart"/>
+      <w:r>
+        <w:rPr>
+          <w:rFonts w:hint="eastAsia"/>
+        </w:rPr>
+        <w:t>参考此</w:t>
+      </w:r>
+      <w:proofErr w:type="gramEnd"/>
+      <w:r>
+        <w:rPr>
+          <w:rFonts w:hint="eastAsia"/>
+        </w:rPr>
+        <w:t>示例表格</w:t>
       </w:r>
     </w:p>
     <w:p>
@@ -2134,7 +2424,31 @@
           <w:szCs w:val="22"/>
           <w:lang w:bidi="ar"/>
         </w:rPr>
-        <w:t>DEBUG(choiceA) 方法</w:t>
+        <w:t>DEBUG(</w:t>
+      </w:r>
+      <w:proofErr w:type="spellStart"/>
+      <w:r>
+        <w:rPr>
+          <w:rFonts w:ascii="宋体" w:eastAsia="宋体" w:hAnsi="宋体" w:cs="宋体" w:hint="eastAsia"/>
+          <w:color w:val="000000"/>
+          <w:kern w:val="0"/>
+          <w:sz w:val="22"/>
+          <w:szCs w:val="22"/>
+          <w:lang w:bidi="ar"/>
+        </w:rPr>
+        <w:t>choiceA</w:t>
+      </w:r>
+      <w:proofErr w:type="spellEnd"/>
+      <w:r>
+        <w:rPr>
+          <w:rFonts w:ascii="宋体" w:eastAsia="宋体" w:hAnsi="宋体" w:cs="宋体" w:hint="eastAsia"/>
+          <w:color w:val="000000"/>
+          <w:kern w:val="0"/>
+          <w:sz w:val="22"/>
+          <w:szCs w:val="22"/>
+          <w:lang w:bidi="ar"/>
+        </w:rPr>
+        <w:t>) 方法</w:t>
       </w:r>
     </w:p>
     <w:p>
@@ -2157,7 +2471,31 @@
           <w:szCs w:val="22"/>
           <w:lang w:bidi="ar"/>
         </w:rPr>
-        <w:t>如果点击选项B按钮,就会执行DEBUG(choiceB)方法</w:t>
+        <w:t>如果点击选项B按钮,就会执行DEBUG(</w:t>
+      </w:r>
+      <w:proofErr w:type="spellStart"/>
+      <w:r>
+        <w:rPr>
+          <w:rFonts w:ascii="宋体" w:eastAsia="宋体" w:hAnsi="宋体" w:cs="宋体" w:hint="eastAsia"/>
+          <w:color w:val="000000"/>
+          <w:kern w:val="0"/>
+          <w:sz w:val="22"/>
+          <w:szCs w:val="22"/>
+          <w:lang w:bidi="ar"/>
+        </w:rPr>
+        <w:t>choiceB</w:t>
+      </w:r>
+      <w:proofErr w:type="spellEnd"/>
+      <w:r>
+        <w:rPr>
+          <w:rFonts w:ascii="宋体" w:eastAsia="宋体" w:hAnsi="宋体" w:cs="宋体" w:hint="eastAsia"/>
+          <w:color w:val="000000"/>
+          <w:kern w:val="0"/>
+          <w:sz w:val="22"/>
+          <w:szCs w:val="22"/>
+          <w:lang w:bidi="ar"/>
+        </w:rPr>
+        <w:t>)方法</w:t>
       </w:r>
     </w:p>
     <w:p>
@@ -2207,7 +2545,35 @@
           <w:szCs w:val="22"/>
           <w:lang w:bidi="ar"/>
         </w:rPr>
-        <w:t>注意，不要在ISCHOICE方法中接JUMPTO，单独给选项建表格才行</w:t>
+        <w:t>注意，不要在ISCHOICE方法中接JUMPTO，单独给</w:t>
+      </w:r>
+      <w:proofErr w:type="gramStart"/>
+      <w:r>
+        <w:rPr>
+          <w:rFonts w:ascii="宋体" w:eastAsia="宋体" w:hAnsi="宋体" w:cs="宋体" w:hint="eastAsia"/>
+          <w:b/>
+          <w:bCs/>
+          <w:color w:val="000000"/>
+          <w:kern w:val="0"/>
+          <w:sz w:val="22"/>
+          <w:szCs w:val="22"/>
+          <w:lang w:bidi="ar"/>
+        </w:rPr>
+        <w:t>选项建表格</w:t>
+      </w:r>
+      <w:proofErr w:type="gramEnd"/>
+      <w:r>
+        <w:rPr>
+          <w:rFonts w:ascii="宋体" w:eastAsia="宋体" w:hAnsi="宋体" w:cs="宋体" w:hint="eastAsia"/>
+          <w:b/>
+          <w:bCs/>
+          <w:color w:val="000000"/>
+          <w:kern w:val="0"/>
+          <w:sz w:val="22"/>
+          <w:szCs w:val="22"/>
+          <w:lang w:bidi="ar"/>
+        </w:rPr>
+        <w:t>才行</w:t>
       </w:r>
     </w:p>
     <w:p>
@@ -2242,7 +2608,31 @@
           <w:szCs w:val="22"/>
           <w:lang w:bidi="ar"/>
         </w:rPr>
-        <w:t>NEXT(A,B)</w:t>
+        <w:t>NEXT(</w:t>
+      </w:r>
+      <w:proofErr w:type="gramStart"/>
+      <w:r>
+        <w:rPr>
+          <w:rFonts w:ascii="宋体" w:eastAsia="宋体" w:hAnsi="宋体" w:cs="宋体" w:hint="eastAsia"/>
+          <w:color w:val="000000"/>
+          <w:kern w:val="0"/>
+          <w:sz w:val="22"/>
+          <w:szCs w:val="22"/>
+          <w:lang w:bidi="ar"/>
+        </w:rPr>
+        <w:t>A,B</w:t>
+      </w:r>
+      <w:proofErr w:type="gramEnd"/>
+      <w:r>
+        <w:rPr>
+          <w:rFonts w:ascii="宋体" w:eastAsia="宋体" w:hAnsi="宋体" w:cs="宋体" w:hint="eastAsia"/>
+          <w:color w:val="000000"/>
+          <w:kern w:val="0"/>
+          <w:sz w:val="22"/>
+          <w:szCs w:val="22"/>
+          <w:lang w:bidi="ar"/>
+        </w:rPr>
+        <w:t>)</w:t>
       </w:r>
     </w:p>
     <w:p>
@@ -2405,7 +2795,31 @@
           <w:szCs w:val="22"/>
           <w:lang w:bidi="ar"/>
         </w:rPr>
-        <w:t>IF(A,B,C)</w:t>
+        <w:t>IF(</w:t>
+      </w:r>
+      <w:proofErr w:type="gramStart"/>
+      <w:r>
+        <w:rPr>
+          <w:rFonts w:ascii="宋体" w:eastAsia="宋体" w:hAnsi="宋体" w:cs="宋体" w:hint="eastAsia"/>
+          <w:color w:val="000000"/>
+          <w:kern w:val="0"/>
+          <w:sz w:val="22"/>
+          <w:szCs w:val="22"/>
+          <w:lang w:bidi="ar"/>
+        </w:rPr>
+        <w:t>A,B</w:t>
+      </w:r>
+      <w:proofErr w:type="gramEnd"/>
+      <w:r>
+        <w:rPr>
+          <w:rFonts w:ascii="宋体" w:eastAsia="宋体" w:hAnsi="宋体" w:cs="宋体" w:hint="eastAsia"/>
+          <w:color w:val="000000"/>
+          <w:kern w:val="0"/>
+          <w:sz w:val="22"/>
+          <w:szCs w:val="22"/>
+          <w:lang w:bidi="ar"/>
+        </w:rPr>
+        <w:t>,C)</w:t>
       </w:r>
     </w:p>
     <w:p>
@@ -2451,8 +2865,21 @@
           <w:szCs w:val="22"/>
           <w:lang w:bidi="ar"/>
         </w:rPr>
-        <w:t>除了用来判断隐藏剧情,还可以用来做事件行</w:t>
-      </w:r>
+        <w:t>除了用来判断隐藏剧情,还可以用来</w:t>
+      </w:r>
+      <w:proofErr w:type="gramStart"/>
+      <w:r>
+        <w:rPr>
+          <w:rFonts w:ascii="宋体" w:eastAsia="宋体" w:hAnsi="宋体" w:cs="宋体" w:hint="eastAsia"/>
+          <w:color w:val="000000"/>
+          <w:kern w:val="0"/>
+          <w:sz w:val="22"/>
+          <w:szCs w:val="22"/>
+          <w:lang w:bidi="ar"/>
+        </w:rPr>
+        <w:t>做事件行</w:t>
+      </w:r>
+      <w:proofErr w:type="gramEnd"/>
     </w:p>
     <w:p>
       <w:pPr>
@@ -2804,6 +3231,7 @@
           <w:lang w:bidi="ar"/>
         </w:rPr>
       </w:pPr>
+      <w:proofErr w:type="gramStart"/>
       <w:r>
         <w:rPr>
           <w:rFonts w:cs="宋体"/>
@@ -2812,7 +3240,40 @@
           <w:szCs w:val="22"/>
           <w:lang w:bidi="ar"/>
         </w:rPr>
-        <w:t>END(string A,int B)</w:t>
+        <w:t>END(</w:t>
+      </w:r>
+      <w:proofErr w:type="gramEnd"/>
+      <w:r>
+        <w:rPr>
+          <w:rFonts w:cs="宋体"/>
+          <w:color w:val="000000"/>
+          <w:sz w:val="22"/>
+          <w:szCs w:val="22"/>
+          <w:lang w:bidi="ar"/>
+        </w:rPr>
+        <w:t xml:space="preserve">string </w:t>
+      </w:r>
+      <w:proofErr w:type="spellStart"/>
+      <w:r>
+        <w:rPr>
+          <w:rFonts w:cs="宋体"/>
+          <w:color w:val="000000"/>
+          <w:sz w:val="22"/>
+          <w:szCs w:val="22"/>
+          <w:lang w:bidi="ar"/>
+        </w:rPr>
+        <w:t>A,int</w:t>
+      </w:r>
+      <w:proofErr w:type="spellEnd"/>
+      <w:r>
+        <w:rPr>
+          <w:rFonts w:cs="宋体"/>
+          <w:color w:val="000000"/>
+          <w:sz w:val="22"/>
+          <w:szCs w:val="22"/>
+          <w:lang w:bidi="ar"/>
+        </w:rPr>
+        <w:t xml:space="preserve"> B)</w:t>
       </w:r>
     </w:p>
     <w:p>
@@ -3052,7 +3513,29 @@
           <w:szCs w:val="22"/>
           <w:lang w:bidi="ar"/>
         </w:rPr>
-        <w:t>游戏失败.打开失败界面,可以读档或者回到这段剧情开始的位置</w:t>
+        <w:t>游戏失败.打开失败界面,可以</w:t>
+      </w:r>
+      <w:proofErr w:type="gramStart"/>
+      <w:r>
+        <w:rPr>
+          <w:rFonts w:cs="宋体"/>
+          <w:color w:val="000000"/>
+          <w:sz w:val="22"/>
+          <w:szCs w:val="22"/>
+          <w:lang w:bidi="ar"/>
+        </w:rPr>
+        <w:t>读档或者</w:t>
+      </w:r>
+      <w:proofErr w:type="gramEnd"/>
+      <w:r>
+        <w:rPr>
+          <w:rFonts w:cs="宋体"/>
+          <w:color w:val="000000"/>
+          <w:sz w:val="22"/>
+          <w:szCs w:val="22"/>
+          <w:lang w:bidi="ar"/>
+        </w:rPr>
+        <w:t>回到这段剧情开始的位置</w:t>
       </w:r>
     </w:p>
     <w:p>
@@ -3130,6 +3613,7 @@
         </w:rPr>
         <w:t>(string)</w:t>
       </w:r>
+      <w:proofErr w:type="gramStart"/>
       <w:r>
         <w:rPr>
           <w:rFonts w:hint="eastAsia"/>
@@ -3143,13 +3627,35 @@
         <w:rPr>
           <w:rFonts w:hint="eastAsia"/>
         </w:rPr>
+        <w:t>(</w:t>
+      </w:r>
+      <w:proofErr w:type="gramEnd"/>
+      <w:r>
+        <w:rPr>
+          <w:rFonts w:hint="eastAsia"/>
+        </w:rPr>
+        <w:t>int)</w:t>
+      </w:r>
+      <w:r>
+        <w:rPr>
+          <w:rFonts w:hint="eastAsia"/>
+        </w:rPr>
+        <w:t>骰子数量</w:t>
+      </w:r>
+      <w:r>
+        <w:t>,</w:t>
+      </w:r>
+      <w:r>
+        <w:rPr>
+          <w:rFonts w:hint="eastAsia"/>
+        </w:rPr>
         <w:t>(int)</w:t>
       </w:r>
       <w:r>
         <w:rPr>
           <w:rFonts w:hint="eastAsia"/>
         </w:rPr>
-        <w:t>骰子数量</w:t>
+        <w:t>骰子大小</w:t>
       </w:r>
       <w:r>
         <w:t>,</w:t>
@@ -3164,7 +3670,7 @@
         <w:rPr>
           <w:rFonts w:hint="eastAsia"/>
         </w:rPr>
-        <w:t>骰子大小</w:t>
+        <w:t>进行检定的角色</w:t>
       </w:r>
       <w:r>
         <w:t>,</w:t>
@@ -3179,7 +3685,7 @@
         <w:rPr>
           <w:rFonts w:hint="eastAsia"/>
         </w:rPr>
-        <w:t>进行检定的角色</w:t>
+        <w:t>检定成功需要多少数值</w:t>
       </w:r>
       <w:r>
         <w:t>,</w:t>
@@ -3188,13 +3694,28 @@
         <w:rPr>
           <w:rFonts w:hint="eastAsia"/>
         </w:rPr>
+        <w:t>(string)</w:t>
+      </w:r>
+      <w:r>
+        <w:rPr>
+          <w:rFonts w:hint="eastAsia"/>
+        </w:rPr>
+        <w:t>如果成功修改此开关</w:t>
+      </w:r>
+      <w:r>
+        <w:t>,</w:t>
+      </w:r>
+      <w:r>
+        <w:rPr>
+          <w:rFonts w:hint="eastAsia"/>
+        </w:rPr>
         <w:t>(int)</w:t>
       </w:r>
       <w:r>
         <w:rPr>
           <w:rFonts w:hint="eastAsia"/>
         </w:rPr>
-        <w:t>检定成功需要多少数值</w:t>
+        <w:t>如果成功检定则把成功修改开关打开或关闭</w:t>
       </w:r>
       <w:r>
         <w:t>,</w:t>
@@ -3209,7 +3730,7 @@
         <w:rPr>
           <w:rFonts w:hint="eastAsia"/>
         </w:rPr>
-        <w:t>如果成功修改此开关</w:t>
+        <w:t>如果失败修改此开关</w:t>
       </w:r>
       <w:r>
         <w:t>,</w:t>
@@ -3224,39 +3745,185 @@
         <w:rPr>
           <w:rFonts w:hint="eastAsia"/>
         </w:rPr>
-        <w:t>如果成功检定则把成功修改开关打开或关闭</w:t>
+        <w:t>如果失败检定则修改失败开关值为打开或关闭</w:t>
+      </w:r>
+      <w:r>
+        <w:t>)</w:t>
+      </w:r>
+    </w:p>
+    <w:p>
+      <w:r>
+        <w:rPr>
+          <w:rFonts w:hint="eastAsia"/>
+        </w:rPr>
+        <w:t>举例</w:t>
+      </w:r>
+      <w:r>
+        <w:rPr>
+          <w:rFonts w:hint="eastAsia"/>
+        </w:rPr>
+        <w:t>:</w:t>
+      </w:r>
+    </w:p>
+    <w:p>
+      <w:r>
+        <w:t>CHECK(YIZHI,2,6,</w:t>
+      </w:r>
+      <w:r>
+        <w:rPr>
+          <w:rFonts w:hint="eastAsia"/>
+        </w:rPr>
+        <w:t>1</w:t>
       </w:r>
       <w:r>
         <w:t>,</w:t>
       </w:r>
-      <w:r>
-        <w:rPr>
-          <w:rFonts w:hint="eastAsia"/>
-        </w:rPr>
-        <w:t>(string)</w:t>
-      </w:r>
-      <w:r>
-        <w:rPr>
-          <w:rFonts w:hint="eastAsia"/>
-        </w:rPr>
-        <w:t>如果失败修改此开关</w:t>
-      </w:r>
-      <w:r>
-        <w:t>,</w:t>
-      </w:r>
-      <w:r>
-        <w:rPr>
-          <w:rFonts w:hint="eastAsia"/>
-        </w:rPr>
-        <w:t>(int)</w:t>
-      </w:r>
-      <w:r>
-        <w:rPr>
-          <w:rFonts w:hint="eastAsia"/>
-        </w:rPr>
-        <w:t>如果失败检定则修改失败开关值为打开或关闭</w:t>
-      </w:r>
-      <w:r>
+      <w:proofErr w:type="gramStart"/>
+      <w:r>
+        <w:t>10,START</w:t>
+      </w:r>
+      <w:proofErr w:type="gramEnd"/>
+      <w:r>
+        <w:t>_WIN,1,START_LOSE,1)</w:t>
+      </w:r>
+    </w:p>
+    <w:p>
+      <w:r>
+        <w:rPr>
+          <w:rFonts w:hint="eastAsia"/>
+        </w:rPr>
+        <w:t>这个方法会检定</w:t>
+      </w:r>
+      <w:proofErr w:type="gramStart"/>
+      <w:r>
+        <w:t>”</w:t>
+      </w:r>
+      <w:proofErr w:type="gramEnd"/>
+      <w:r>
+        <w:rPr>
+          <w:rFonts w:hint="eastAsia"/>
+        </w:rPr>
+        <w:t>YIZHI</w:t>
+      </w:r>
+      <w:proofErr w:type="gramStart"/>
+      <w:r>
+        <w:t>”</w:t>
+      </w:r>
+      <w:proofErr w:type="gramEnd"/>
+      <w:r>
+        <w:rPr>
+          <w:rFonts w:hint="eastAsia"/>
+        </w:rPr>
+        <w:t>意志属性</w:t>
+      </w:r>
+    </w:p>
+    <w:p>
+      <w:r>
+        <w:rPr>
+          <w:rFonts w:hint="eastAsia"/>
+        </w:rPr>
+        <w:t>随机值为</w:t>
+      </w:r>
+      <w:r>
+        <w:rPr>
+          <w:rFonts w:hint="eastAsia"/>
+        </w:rPr>
+        <w:t>2D6</w:t>
+      </w:r>
+    </w:p>
+    <w:p>
+      <w:r>
+        <w:rPr>
+          <w:rFonts w:hint="eastAsia"/>
+        </w:rPr>
+        <w:t>检定第</w:t>
+      </w:r>
+      <w:r>
+        <w:rPr>
+          <w:rFonts w:hint="eastAsia"/>
+        </w:rPr>
+        <w:t>1</w:t>
+      </w:r>
+      <w:r>
+        <w:rPr>
+          <w:rFonts w:hint="eastAsia"/>
+        </w:rPr>
+        <w:t>个角色</w:t>
+      </w:r>
+    </w:p>
+    <w:p>
+      <w:r>
+        <w:rPr>
+          <w:rFonts w:hint="eastAsia"/>
+        </w:rPr>
+        <w:t>如果</w:t>
+      </w:r>
+      <w:proofErr w:type="gramStart"/>
+      <w:r>
+        <w:rPr>
+          <w:rFonts w:hint="eastAsia"/>
+        </w:rPr>
+        <w:t>检定值</w:t>
+      </w:r>
+      <w:proofErr w:type="gramEnd"/>
+      <w:r>
+        <w:rPr>
+          <w:rFonts w:hint="eastAsia"/>
+        </w:rPr>
+        <w:t>≥</w:t>
+      </w:r>
+      <w:r>
+        <w:rPr>
+          <w:rFonts w:hint="eastAsia"/>
+        </w:rPr>
+        <w:t xml:space="preserve">10 </w:t>
+      </w:r>
+      <w:r>
+        <w:rPr>
+          <w:rFonts w:hint="eastAsia"/>
+        </w:rPr>
+        <w:t>则修改</w:t>
+      </w:r>
+      <w:r>
+        <w:rPr>
+          <w:rFonts w:hint="eastAsia"/>
+        </w:rPr>
+        <w:t>START_WIN</w:t>
+      </w:r>
+      <w:r>
+        <w:rPr>
+          <w:rFonts w:hint="eastAsia"/>
+        </w:rPr>
+        <w:t>开关为开</w:t>
+      </w:r>
+      <w:r>
+        <w:rPr>
+          <w:rFonts w:hint="eastAsia"/>
+        </w:rPr>
+        <w:t>(1=&gt;</w:t>
+      </w:r>
+      <w:r>
+        <w:rPr>
+          <w:rFonts w:hint="eastAsia"/>
+        </w:rPr>
+        <w:t>开</w:t>
+      </w:r>
+      <w:r>
+        <w:rPr>
+          <w:rFonts w:hint="eastAsia"/>
+        </w:rPr>
+        <w:t>,0=&gt;</w:t>
+      </w:r>
+      <w:r>
+        <w:rPr>
+          <w:rFonts w:hint="eastAsia"/>
+        </w:rPr>
+        <w:t>关闭</w:t>
+      </w:r>
+      <w:r>
+        <w:rPr>
+          <w:rFonts w:hint="eastAsia"/>
+        </w:rPr>
         <w:t>)</w:t>
       </w:r>
     </w:p>
@@ -3265,158 +3932,16 @@
         <w:rPr>
           <w:rFonts w:hint="eastAsia"/>
         </w:rPr>
-        <w:t>举例</w:t>
-      </w:r>
-      <w:r>
-        <w:rPr>
-          <w:rFonts w:hint="eastAsia"/>
-        </w:rPr>
-        <w:t>:</w:t>
-      </w:r>
-    </w:p>
-    <w:p>
-      <w:r>
-        <w:t>CHECK(YIZHI,2,6,</w:t>
-      </w:r>
-      <w:r>
-        <w:rPr>
-          <w:rFonts w:hint="eastAsia"/>
-        </w:rPr>
-        <w:t>1</w:t>
-      </w:r>
-      <w:r>
-        <w:t>,10,START_WIN,1,START_LOSE,1)</w:t>
-      </w:r>
-    </w:p>
-    <w:p>
-      <w:r>
-        <w:rPr>
-          <w:rFonts w:hint="eastAsia"/>
-        </w:rPr>
-        <w:t>这个方法会检定</w:t>
-      </w:r>
-      <w:r>
-        <w:t>”</w:t>
-      </w:r>
-      <w:r>
-        <w:rPr>
-          <w:rFonts w:hint="eastAsia"/>
-        </w:rPr>
-        <w:t>YIZHI</w:t>
-      </w:r>
-      <w:r>
-        <w:t>”</w:t>
-      </w:r>
-      <w:r>
-        <w:rPr>
-          <w:rFonts w:hint="eastAsia"/>
-        </w:rPr>
-        <w:t>意志属性</w:t>
-      </w:r>
-    </w:p>
-    <w:p>
-      <w:r>
-        <w:rPr>
-          <w:rFonts w:hint="eastAsia"/>
-        </w:rPr>
-        <w:t>随机值为</w:t>
-      </w:r>
-      <w:r>
-        <w:rPr>
-          <w:rFonts w:hint="eastAsia"/>
-        </w:rPr>
-        <w:t>2D6</w:t>
-      </w:r>
-    </w:p>
-    <w:p>
-      <w:r>
-        <w:rPr>
-          <w:rFonts w:hint="eastAsia"/>
-        </w:rPr>
-        <w:t>检定第</w:t>
-      </w:r>
-      <w:r>
-        <w:rPr>
-          <w:rFonts w:hint="eastAsia"/>
-        </w:rPr>
-        <w:t>1</w:t>
-      </w:r>
-      <w:r>
-        <w:rPr>
-          <w:rFonts w:hint="eastAsia"/>
-        </w:rPr>
-        <w:t>个角色</w:t>
-      </w:r>
-    </w:p>
-    <w:p>
-      <w:r>
-        <w:rPr>
-          <w:rFonts w:hint="eastAsia"/>
-        </w:rPr>
-        <w:t>如果检定值≥</w:t>
-      </w:r>
-      <w:r>
-        <w:rPr>
-          <w:rFonts w:hint="eastAsia"/>
-        </w:rPr>
-        <w:t xml:space="preserve">10 </w:t>
-      </w:r>
-      <w:r>
-        <w:rPr>
-          <w:rFonts w:hint="eastAsia"/>
-        </w:rPr>
-        <w:t>则修改</w:t>
-      </w:r>
-      <w:r>
-        <w:rPr>
-          <w:rFonts w:hint="eastAsia"/>
-        </w:rPr>
-        <w:t>START_WIN</w:t>
-      </w:r>
-      <w:r>
-        <w:rPr>
-          <w:rFonts w:hint="eastAsia"/>
-        </w:rPr>
-        <w:t>开关为开</w:t>
-      </w:r>
-      <w:r>
-        <w:rPr>
-          <w:rFonts w:hint="eastAsia"/>
-        </w:rPr>
-        <w:t>(1=&gt;</w:t>
-      </w:r>
-      <w:r>
-        <w:rPr>
-          <w:rFonts w:hint="eastAsia"/>
-        </w:rPr>
-        <w:t>开</w:t>
-      </w:r>
-      <w:r>
-        <w:rPr>
-          <w:rFonts w:hint="eastAsia"/>
-        </w:rPr>
-        <w:t>,0=&gt;</w:t>
-      </w:r>
-      <w:r>
-        <w:rPr>
-          <w:rFonts w:hint="eastAsia"/>
-        </w:rPr>
-        <w:t>关闭</w:t>
-      </w:r>
-      <w:r>
-        <w:rPr>
-          <w:rFonts w:hint="eastAsia"/>
-        </w:rPr>
-        <w:t>)</w:t>
-      </w:r>
-    </w:p>
-    <w:p>
-      <w:r>
-        <w:rPr>
-          <w:rFonts w:hint="eastAsia"/>
-        </w:rPr>
-        <w:t>如果检定值</w:t>
-      </w:r>
+        <w:t>如果</w:t>
+      </w:r>
+      <w:proofErr w:type="gramStart"/>
+      <w:r>
+        <w:rPr>
+          <w:rFonts w:hint="eastAsia"/>
+        </w:rPr>
+        <w:t>检定值</w:t>
+      </w:r>
+      <w:proofErr w:type="gramEnd"/>
       <w:r>
         <w:rPr>
           <w:rFonts w:hint="eastAsia"/>
@@ -3477,6 +4002,7 @@
           <w:lang w:bidi="ar"/>
         </w:rPr>
       </w:pPr>
+      <w:proofErr w:type="gramStart"/>
       <w:r>
         <w:rPr>
           <w:rFonts w:cs="宋体"/>
@@ -3485,7 +4011,18 @@
           <w:szCs w:val="22"/>
           <w:lang w:bidi="ar"/>
         </w:rPr>
-        <w:t>ITEM(string A)</w:t>
+        <w:t>ITEM(</w:t>
+      </w:r>
+      <w:proofErr w:type="gramEnd"/>
+      <w:r>
+        <w:rPr>
+          <w:rFonts w:cs="宋体"/>
+          <w:color w:val="000000"/>
+          <w:sz w:val="22"/>
+          <w:szCs w:val="22"/>
+          <w:lang w:bidi="ar"/>
+        </w:rPr>
+        <w:t>string A)</w:t>
       </w:r>
     </w:p>
     <w:p>
@@ -3531,7 +4068,29 @@
           <w:szCs w:val="22"/>
           <w:lang w:bidi="ar"/>
         </w:rPr>
-        <w:t>A可以包含多个tag,比如ITEM(BATTLE+HEALTH)</w:t>
+        <w:t>A可以包含多个</w:t>
+      </w:r>
+      <w:proofErr w:type="gramStart"/>
+      <w:r>
+        <w:rPr>
+          <w:rFonts w:cs="宋体"/>
+          <w:color w:val="000000"/>
+          <w:sz w:val="22"/>
+          <w:szCs w:val="22"/>
+          <w:lang w:bidi="ar"/>
+        </w:rPr>
+        <w:t>tag,比如</w:t>
+      </w:r>
+      <w:proofErr w:type="gramEnd"/>
+      <w:r>
+        <w:rPr>
+          <w:rFonts w:cs="宋体"/>
+          <w:color w:val="000000"/>
+          <w:sz w:val="22"/>
+          <w:szCs w:val="22"/>
+          <w:lang w:bidi="ar"/>
+        </w:rPr>
+        <w:t>ITEM(BATTLE+HEALTH)</w:t>
       </w:r>
     </w:p>
     <w:p>
@@ -3604,9 +4163,11 @@
       </w:r>
     </w:p>
     <w:p>
+      <w:proofErr w:type="gramStart"/>
       <w:r>
         <w:t>!CHECKVIEW</w:t>
       </w:r>
+      <w:proofErr w:type="gramEnd"/>
     </w:p>
     <w:p>
       <w:r>
@@ -3617,6 +4178,7 @@
       </w:r>
     </w:p>
     <w:p>
+      <w:proofErr w:type="gramStart"/>
       <w:r>
         <w:t>!</w:t>
       </w:r>
@@ -3629,6 +4191,7 @@
       <w:r>
         <w:t>SPAWN</w:t>
       </w:r>
+      <w:proofErr w:type="gramEnd"/>
     </w:p>
     <w:p>
       <w:r>
@@ -3647,7 +4210,21 @@
         <w:rPr>
           <w:rFonts w:hint="eastAsia"/>
         </w:rPr>
-        <w:t>一般是用于纯事件工具行的</w:t>
+        <w:t>一般是用于</w:t>
+      </w:r>
+      <w:proofErr w:type="gramStart"/>
+      <w:r>
+        <w:rPr>
+          <w:rFonts w:hint="eastAsia"/>
+        </w:rPr>
+        <w:t>纯事件</w:t>
+      </w:r>
+      <w:proofErr w:type="gramEnd"/>
+      <w:r>
+        <w:rPr>
+          <w:rFonts w:hint="eastAsia"/>
+        </w:rPr>
+        <w:t>工具行的</w:t>
       </w:r>
     </w:p>
     <w:p/>
@@ -3669,9 +4246,11 @@
     </w:p>
     <w:p/>
     <w:p>
+      <w:proofErr w:type="gramStart"/>
       <w:r>
         <w:t>BATTLE(</w:t>
       </w:r>
+      <w:proofErr w:type="gramEnd"/>
       <w:r>
         <w:t>string A</w:t>
       </w:r>
@@ -3737,7 +4316,15 @@
         <w:t>举例：</w:t>
       </w:r>
       <w:r>
-        <w:t>BATTLE(PR1-2BATTLE,PR2)</w:t>
+        <w:t>BATTLE(PR1-2</w:t>
+      </w:r>
+      <w:proofErr w:type="gramStart"/>
+      <w:r>
+        <w:t>BATTLE,PR</w:t>
+      </w:r>
+      <w:proofErr w:type="gramEnd"/>
+      <w:r>
+        <w:t>2)</w:t>
       </w:r>
     </w:p>
     <w:p>
@@ -3774,12 +4361,14 @@
       <w:r>
         <w:t xml:space="preserve"> int </w:t>
       </w:r>
+      <w:proofErr w:type="spellStart"/>
       <w:r>
         <w:rPr>
           <w:rFonts w:hint="eastAsia"/>
         </w:rPr>
         <w:t>presetID</w:t>
       </w:r>
+      <w:proofErr w:type="spellEnd"/>
       <w:r>
         <w:t>)</w:t>
       </w:r>
@@ -3791,24 +4380,28 @@
         </w:rPr>
         <w:t>在对应的战斗场景的</w:t>
       </w:r>
+      <w:proofErr w:type="spellStart"/>
       <w:r>
         <w:rPr>
           <w:rFonts w:hint="eastAsia"/>
         </w:rPr>
         <w:t>BattleScene</w:t>
       </w:r>
+      <w:proofErr w:type="spellEnd"/>
       <w:r>
         <w:rPr>
           <w:rFonts w:hint="eastAsia"/>
         </w:rPr>
         <w:t>上的</w:t>
       </w:r>
+      <w:proofErr w:type="spellStart"/>
       <w:r>
         <w:rPr>
           <w:rFonts w:hint="eastAsia"/>
         </w:rPr>
         <w:t>BattleSetController</w:t>
       </w:r>
+      <w:proofErr w:type="spellEnd"/>
       <w:r>
         <w:rPr>
           <w:rFonts w:hint="eastAsia"/>
@@ -3827,12 +4420,14 @@
         </w:rPr>
         <w:t>战斗中，</w:t>
       </w:r>
+      <w:proofErr w:type="spellStart"/>
       <w:r>
         <w:rPr>
           <w:rFonts w:hint="eastAsia"/>
         </w:rPr>
         <w:t>presetID</w:t>
       </w:r>
+      <w:proofErr w:type="spellEnd"/>
       <w:r>
         <w:rPr>
           <w:rFonts w:hint="eastAsia"/>
@@ -3886,7 +4481,7 @@
         </w:rPr>
         <w:lastRenderedPageBreak/>
         <w:drawing>
-          <wp:inline distT="0" distB="0" distL="0" distR="0" wp14:anchorId="61343871" wp14:editId="003ABF3C">
+          <wp:inline distT="0" distB="0" distL="0" distR="0" wp14:anchorId="4B248F7E" wp14:editId="54A1C158">
             <wp:extent cx="2234248" cy="1751965"/>
             <wp:effectExtent l="0" t="0" r="0" b="635"/>
             <wp:docPr id="2" name="图片 2"/>
@@ -3941,6 +4536,7 @@
     </w:p>
     <w:p/>
     <w:p>
+      <w:proofErr w:type="gramStart"/>
       <w:r>
         <w:t>DAYTIME</w:t>
       </w:r>
@@ -3950,6 +4546,7 @@
         </w:rPr>
         <w:t>(</w:t>
       </w:r>
+      <w:proofErr w:type="gramEnd"/>
       <w:r>
         <w:t>int num)</w:t>
       </w:r>
@@ -3986,6 +4583,7 @@
       </w:r>
     </w:p>
     <w:p>
+      <w:proofErr w:type="gramStart"/>
       <w:r>
         <w:t>CGACTIVE</w:t>
       </w:r>
@@ -3995,6 +4593,7 @@
         </w:rPr>
         <w:t>(</w:t>
       </w:r>
+      <w:proofErr w:type="gramEnd"/>
       <w:r>
         <w:t>int option)</w:t>
       </w:r>
@@ -4062,6 +4661,7 @@
       </w:r>
     </w:p>
     <w:p>
+      <w:proofErr w:type="gramStart"/>
       <w:r>
         <w:t>SMALLMAP</w:t>
       </w:r>
@@ -4071,6 +4671,7 @@
         </w:rPr>
         <w:t>(</w:t>
       </w:r>
+      <w:proofErr w:type="gramEnd"/>
       <w:r>
         <w:t>int id, int active)</w:t>
       </w:r>
@@ -4161,6 +4762,7 @@
       </w:r>
     </w:p>
     <w:p>
+      <w:proofErr w:type="gramStart"/>
       <w:r>
         <w:t>SAVE</w:t>
       </w:r>
@@ -4172,7 +4774,40 @@
           <w:szCs w:val="22"/>
           <w:lang w:bidi="ar"/>
         </w:rPr>
-        <w:t>(string A,int B)</w:t>
+        <w:t>(</w:t>
+      </w:r>
+      <w:proofErr w:type="gramEnd"/>
+      <w:r>
+        <w:rPr>
+          <w:rFonts w:cs="宋体"/>
+          <w:color w:val="000000"/>
+          <w:sz w:val="22"/>
+          <w:szCs w:val="22"/>
+          <w:lang w:bidi="ar"/>
+        </w:rPr>
+        <w:t xml:space="preserve">string </w:t>
+      </w:r>
+      <w:proofErr w:type="spellStart"/>
+      <w:r>
+        <w:rPr>
+          <w:rFonts w:cs="宋体"/>
+          <w:color w:val="000000"/>
+          <w:sz w:val="22"/>
+          <w:szCs w:val="22"/>
+          <w:lang w:bidi="ar"/>
+        </w:rPr>
+        <w:t>A,int</w:t>
+      </w:r>
+      <w:proofErr w:type="spellEnd"/>
+      <w:r>
+        <w:rPr>
+          <w:rFonts w:cs="宋体"/>
+          <w:color w:val="000000"/>
+          <w:sz w:val="22"/>
+          <w:szCs w:val="22"/>
+          <w:lang w:bidi="ar"/>
+        </w:rPr>
+        <w:t xml:space="preserve"> B)</w:t>
       </w:r>
     </w:p>
     <w:p>
@@ -4474,7 +5109,14 @@
         <w:rPr>
           <w:rFonts w:hint="eastAsia"/>
         </w:rPr>
-        <w:t>显示时长，淡入淡出时长）</w:t>
+        <w:t>显示时长，淡入淡出时长</w:t>
+      </w:r>
+      <w:proofErr w:type="gramStart"/>
+      <w:r>
+        <w:rPr>
+          <w:rFonts w:hint="eastAsia"/>
+        </w:rPr>
+        <w:t>）</w:t>
       </w:r>
       <w:r>
         <w:t xml:space="preserve">  </w:t>
@@ -4485,6 +5127,7 @@
         </w:rPr>
         <w:t>#</w:t>
       </w:r>
+      <w:proofErr w:type="gramEnd"/>
       <w:r>
         <w:rPr>
           <w:rFonts w:hint="eastAsia"/>
@@ -4557,8 +5200,13 @@
       </w:r>
     </w:p>
     <w:p>
-      <w:r>
-        <w:t>FULLCG(CGSP2, 5, 10)</w:t>
+      <w:proofErr w:type="gramStart"/>
+      <w:r>
+        <w:t>FULLCG(</w:t>
+      </w:r>
+      <w:proofErr w:type="gramEnd"/>
+      <w:r>
+        <w:t>CGSP2, 5, 10)</w:t>
       </w:r>
       <w:r>
         <w:t xml:space="preserve">        </w:t>
@@ -4637,6 +5285,7 @@
         </w:rPr>
         <w:t>,</w:t>
       </w:r>
+      <w:proofErr w:type="gramStart"/>
       <w:r>
         <w:rPr>
           <w:rFonts w:hint="eastAsia"/>
@@ -4655,6 +5304,7 @@
         </w:rPr>
         <w:t>期待着这一天</w:t>
       </w:r>
+      <w:proofErr w:type="gramEnd"/>
       <w:r>
         <w:rPr>
           <w:rFonts w:hint="eastAsia"/>
@@ -4744,9 +5394,11 @@
       </w:r>
     </w:p>
     <w:p>
+      <w:proofErr w:type="gramStart"/>
       <w:r>
         <w:t>HALFCG(</w:t>
       </w:r>
+      <w:proofErr w:type="gramEnd"/>
       <w:r>
         <w:rPr>
           <w:rFonts w:hint="eastAsia"/>
@@ -4831,7 +5483,21 @@
         <w:rPr>
           <w:rFonts w:hint="eastAsia"/>
         </w:rPr>
-        <w:t>在对话框之下，头像框道具框以上全屏显示，直到下一个</w:t>
+        <w:t>在对话框之下，头像框道具</w:t>
+      </w:r>
+      <w:proofErr w:type="gramStart"/>
+      <w:r>
+        <w:rPr>
+          <w:rFonts w:hint="eastAsia"/>
+        </w:rPr>
+        <w:t>框以上</w:t>
+      </w:r>
+      <w:proofErr w:type="gramEnd"/>
+      <w:r>
+        <w:rPr>
+          <w:rFonts w:hint="eastAsia"/>
+        </w:rPr>
+        <w:t>全屏显示，直到下一个</w:t>
       </w:r>
       <w:r>
         <w:rPr>
@@ -4867,11 +5533,19 @@
       </w:r>
     </w:p>
     <w:p>
-      <w:r>
-        <w:rPr>
-          <w:rFonts w:hint="eastAsia"/>
-        </w:rPr>
-        <w:t>SHOP(int</w:t>
+      <w:proofErr w:type="gramStart"/>
+      <w:r>
+        <w:rPr>
+          <w:rFonts w:hint="eastAsia"/>
+        </w:rPr>
+        <w:t>SHOP(</w:t>
+      </w:r>
+      <w:proofErr w:type="gramEnd"/>
+      <w:r>
+        <w:rPr>
+          <w:rFonts w:hint="eastAsia"/>
+        </w:rPr>
+        <w:t>int</w:t>
       </w:r>
       <w:r>
         <w:t xml:space="preserve"> id)</w:t>
@@ -4885,8 +5559,21 @@
         <w:t>开启商店显示界面，在</w:t>
       </w:r>
       <w:r>
-        <w:t>Assets/ScriptableObjects/ShopListSO.asset</w:t>
-      </w:r>
+        <w:t>Assets/</w:t>
+      </w:r>
+      <w:proofErr w:type="spellStart"/>
+      <w:r>
+        <w:t>ScriptableObjects</w:t>
+      </w:r>
+      <w:proofErr w:type="spellEnd"/>
+      <w:r>
+        <w:t>/</w:t>
+      </w:r>
+      <w:proofErr w:type="spellStart"/>
+      <w:r>
+        <w:t>ShopListSO.asset</w:t>
+      </w:r>
+      <w:proofErr w:type="spellEnd"/>
       <w:r>
         <w:rPr>
           <w:rFonts w:hint="eastAsia"/>
@@ -4900,7 +5587,7 @@
           <w:noProof/>
         </w:rPr>
         <w:drawing>
-          <wp:inline distT="0" distB="0" distL="0" distR="0" wp14:anchorId="0DF81A5B" wp14:editId="00CD7F46">
+          <wp:inline distT="0" distB="0" distL="0" distR="0" wp14:anchorId="5C832E60" wp14:editId="2F96F7CF">
             <wp:extent cx="2387600" cy="1762520"/>
             <wp:effectExtent l="0" t="0" r="0" b="9525"/>
             <wp:docPr id="1" name="图片 1"/>
@@ -4966,12 +5653,14 @@
       </w:r>
     </w:p>
     <w:p>
+      <w:proofErr w:type="gramStart"/>
       <w:r>
         <w:rPr>
           <w:rFonts w:hint="eastAsia"/>
         </w:rPr>
         <w:t>CHAPTER(</w:t>
       </w:r>
+      <w:proofErr w:type="gramEnd"/>
       <w:r>
         <w:rPr>
           <w:rFonts w:hint="eastAsia"/>
@@ -4981,12 +5670,14 @@
       <w:r>
         <w:t xml:space="preserve"> </w:t>
       </w:r>
+      <w:proofErr w:type="spellStart"/>
       <w:r>
         <w:rPr>
           <w:rFonts w:hint="eastAsia"/>
         </w:rPr>
         <w:t>chapterName</w:t>
       </w:r>
+      <w:proofErr w:type="spellEnd"/>
       <w:r>
         <w:rPr>
           <w:rFonts w:hint="eastAsia"/>
@@ -5005,12 +5696,14 @@
       <w:r>
         <w:t xml:space="preserve"> </w:t>
       </w:r>
+      <w:proofErr w:type="spellStart"/>
       <w:r>
         <w:rPr>
           <w:rFonts w:hint="eastAsia"/>
         </w:rPr>
         <w:t>fadeTime</w:t>
       </w:r>
+      <w:proofErr w:type="spellEnd"/>
       <w:r>
         <w:rPr>
           <w:rFonts w:hint="eastAsia"/>
@@ -5049,11 +5742,19 @@
         </w:rPr>
         <w:t>在剧情面板上显示章节标题。</w:t>
       </w:r>
-      <w:r>
-        <w:rPr>
-          <w:rFonts w:hint="eastAsia"/>
-        </w:rPr>
-        <w:t xml:space="preserve">fadeTime </w:t>
+      <w:proofErr w:type="spellStart"/>
+      <w:r>
+        <w:rPr>
+          <w:rFonts w:hint="eastAsia"/>
+        </w:rPr>
+        <w:t>fadeTime</w:t>
+      </w:r>
+      <w:proofErr w:type="spellEnd"/>
+      <w:r>
+        <w:rPr>
+          <w:rFonts w:hint="eastAsia"/>
+        </w:rPr>
+        <w:t xml:space="preserve"> </w:t>
       </w:r>
       <w:r>
         <w:rPr>
@@ -5081,12 +5782,14 @@
         </w:rPr>
         <w:t>示例：</w:t>
       </w:r>
+      <w:proofErr w:type="gramStart"/>
       <w:r>
         <w:rPr>
           <w:rFonts w:hint="eastAsia"/>
         </w:rPr>
         <w:t>CHAPTER(</w:t>
       </w:r>
+      <w:proofErr w:type="gramEnd"/>
       <w:r>
         <w:rPr>
           <w:rFonts w:hint="eastAsia"/>
@@ -5513,6 +6216,7 @@
         </w:rPr>
         <w:t>案例：</w:t>
       </w:r>
+      <w:proofErr w:type="gramStart"/>
       <w:r>
         <w:t>MODIFY</w:t>
       </w:r>
@@ -5520,7 +6224,14 @@
         <w:rPr>
           <w:rFonts w:hint="eastAsia"/>
         </w:rPr>
-        <w:t>(1,</w:t>
+        <w:t>(</w:t>
+      </w:r>
+      <w:proofErr w:type="gramEnd"/>
+      <w:r>
+        <w:rPr>
+          <w:rFonts w:hint="eastAsia"/>
+        </w:rPr>
+        <w:t>1,</w:t>
       </w:r>
       <w:r>
         <w:t xml:space="preserve"> </w:t>
@@ -5619,6 +6330,7 @@
         </w:rPr>
         <w:t>格式：</w:t>
       </w:r>
+      <w:proofErr w:type="gramStart"/>
       <w:r>
         <w:t>TUTORIAL</w:t>
       </w:r>
@@ -5628,6 +6340,7 @@
         </w:rPr>
         <w:t>(</w:t>
       </w:r>
+      <w:proofErr w:type="gramEnd"/>
       <w:r>
         <w:t xml:space="preserve">string </w:t>
       </w:r>
@@ -5665,12 +6378,14 @@
       <w:r>
         <w:t xml:space="preserve"> </w:t>
       </w:r>
+      <w:proofErr w:type="spellStart"/>
       <w:r>
         <w:rPr>
           <w:rFonts w:hint="eastAsia"/>
         </w:rPr>
         <w:t>DataBase</w:t>
       </w:r>
+      <w:proofErr w:type="spellEnd"/>
       <w:r>
         <w:t xml:space="preserve"> </w:t>
       </w:r>
@@ -5697,6 +6412,7 @@
         </w:rPr>
         <w:t>案例：</w:t>
       </w:r>
+      <w:proofErr w:type="gramStart"/>
       <w:r>
         <w:t>TUTORIAL</w:t>
       </w:r>
@@ -5706,6 +6422,7 @@
         </w:rPr>
         <w:t>(</w:t>
       </w:r>
+      <w:proofErr w:type="gramEnd"/>
       <w:r>
         <w:t>string</w:t>
       </w:r>
@@ -5740,7 +6457,7 @@
           <w:noProof/>
         </w:rPr>
         <w:drawing>
-          <wp:inline distT="0" distB="0" distL="0" distR="0" wp14:anchorId="41A70569" wp14:editId="68C751DC">
+          <wp:inline distT="0" distB="0" distL="0" distR="0" wp14:anchorId="4DAD9F5C" wp14:editId="18C75A20">
             <wp:extent cx="2890743" cy="3434715"/>
             <wp:effectExtent l="0" t="0" r="5080" b="0"/>
             <wp:docPr id="3" name="图片 3"/>
@@ -5813,12 +6530,14 @@
         </w:rPr>
         <w:t>格式：</w:t>
       </w:r>
+      <w:proofErr w:type="gramStart"/>
       <w:r>
         <w:rPr>
           <w:rFonts w:hint="eastAsia"/>
         </w:rPr>
         <w:t>TOMAP(</w:t>
       </w:r>
+      <w:proofErr w:type="gramEnd"/>
       <w:r>
         <w:t xml:space="preserve">string </w:t>
       </w:r>
@@ -5867,8 +6586,21 @@
         </w:rPr>
         <w:t>格式：</w:t>
       </w:r>
-      <w:r>
-        <w:t>ITEM(int mode, int itemId, int count)</w:t>
+      <w:proofErr w:type="gramStart"/>
+      <w:r>
+        <w:t>ITEM(</w:t>
+      </w:r>
+      <w:proofErr w:type="gramEnd"/>
+      <w:r>
+        <w:t xml:space="preserve">int mode, int </w:t>
+      </w:r>
+      <w:proofErr w:type="spellStart"/>
+      <w:r>
+        <w:t>itemId</w:t>
+      </w:r>
+      <w:proofErr w:type="spellEnd"/>
+      <w:r>
+        <w:t>, int count)</w:t>
       </w:r>
     </w:p>
     <w:p>
@@ -5895,12 +6627,14 @@
       </w:r>
     </w:p>
     <w:p>
+      <w:proofErr w:type="spellStart"/>
       <w:r>
         <w:rPr>
           <w:rFonts w:hint="eastAsia"/>
         </w:rPr>
         <w:t>ItemId</w:t>
       </w:r>
+      <w:proofErr w:type="spellEnd"/>
       <w:r>
         <w:rPr>
           <w:rFonts w:hint="eastAsia"/>
@@ -5914,7 +6648,7 @@
           <w:noProof/>
         </w:rPr>
         <w:drawing>
-          <wp:inline distT="0" distB="0" distL="0" distR="0" wp14:anchorId="43F1C985" wp14:editId="41884301">
+          <wp:inline distT="0" distB="0" distL="0" distR="0" wp14:anchorId="32D93EF7" wp14:editId="53514C31">
             <wp:extent cx="1911566" cy="2278901"/>
             <wp:effectExtent l="0" t="0" r="0" b="7620"/>
             <wp:docPr id="5" name="图片 5"/>
@@ -5957,9 +6691,11 @@
         </w:rPr>
         <w:t>示例：</w:t>
       </w:r>
+      <w:proofErr w:type="gramStart"/>
       <w:r>
         <w:t>ITEM(</w:t>
       </w:r>
+      <w:proofErr w:type="gramEnd"/>
       <w:r>
         <w:rPr>
           <w:rFonts w:hint="eastAsia"/>
@@ -6178,8 +6914,13 @@
         </w:rPr>
         <w:t xml:space="preserve"> </w:t>
       </w:r>
-      <w:r>
-        <w:t>StartScene)</w:t>
+      <w:proofErr w:type="spellStart"/>
+      <w:r>
+        <w:t>StartScene</w:t>
+      </w:r>
+      <w:proofErr w:type="spellEnd"/>
+      <w:r>
+        <w:t>)</w:t>
       </w:r>
       <w:r>
         <w:rPr>
@@ -6269,12 +7010,14 @@
         </w:rPr>
         <w:t xml:space="preserve">: </w:t>
       </w:r>
+      <w:proofErr w:type="gramStart"/>
       <w:r>
         <w:rPr>
           <w:rFonts w:hint="eastAsia"/>
         </w:rPr>
         <w:t>ACH(</w:t>
       </w:r>
+      <w:proofErr w:type="gramEnd"/>
       <w:r>
         <w:t xml:space="preserve">string </w:t>
       </w:r>
@@ -6301,6 +7044,329 @@
           <w:rFonts w:hint="eastAsia"/>
         </w:rPr>
         <w:t>)</w:t>
+      </w:r>
+    </w:p>
+    <w:p/>
+    <w:p>
+      <w:pPr>
+        <w:keepNext/>
+        <w:pageBreakBefore/>
+        <w:rPr>
+          <w:rFonts w:ascii="Arial" w:eastAsia="黑体" w:hAnsi="Arial"/>
+          <w:b/>
+          <w:color w:val="0000FF"/>
+          <w:sz w:val="32"/>
+        </w:rPr>
+      </w:pPr>
+      <w:r>
+        <w:rPr>
+          <w:rFonts w:ascii="Arial" w:eastAsia="黑体" w:hAnsi="Arial" w:hint="eastAsia"/>
+          <w:b/>
+          <w:color w:val="0000FF"/>
+          <w:sz w:val="32"/>
+        </w:rPr>
+        <w:lastRenderedPageBreak/>
+        <w:t>全屏</w:t>
+      </w:r>
+      <w:r>
+        <w:rPr>
+          <w:rFonts w:ascii="Arial" w:eastAsia="黑体" w:hAnsi="Arial" w:hint="eastAsia"/>
+          <w:b/>
+          <w:color w:val="0000FF"/>
+          <w:sz w:val="32"/>
+        </w:rPr>
+        <w:t>CG</w:t>
+      </w:r>
+      <w:r>
+        <w:rPr>
+          <w:rFonts w:ascii="Arial" w:eastAsia="黑体" w:hAnsi="Arial" w:hint="eastAsia"/>
+          <w:b/>
+          <w:color w:val="0000FF"/>
+          <w:sz w:val="32"/>
+        </w:rPr>
+        <w:t>前景正文</w:t>
+      </w:r>
+    </w:p>
+    <w:p>
+      <w:r>
+        <w:rPr>
+          <w:rFonts w:hint="eastAsia"/>
+        </w:rPr>
+        <w:t>指令</w:t>
+      </w:r>
+      <w:r>
+        <w:rPr>
+          <w:rFonts w:hint="eastAsia"/>
+        </w:rPr>
+        <w:t xml:space="preserve"> CGLOG</w:t>
+      </w:r>
+    </w:p>
+    <w:p>
+      <w:r>
+        <w:rPr>
+          <w:rFonts w:hint="eastAsia"/>
+        </w:rPr>
+        <w:t>格式：</w:t>
+      </w:r>
+      <w:r>
+        <w:rPr>
+          <w:rFonts w:hint="eastAsia"/>
+        </w:rPr>
+        <w:t>CGLOG(CG</w:t>
+      </w:r>
+      <w:r>
+        <w:rPr>
+          <w:rFonts w:hint="eastAsia"/>
+        </w:rPr>
+        <w:t>名字</w:t>
+      </w:r>
+      <w:r>
+        <w:rPr>
+          <w:rFonts w:hint="eastAsia"/>
+        </w:rPr>
+        <w:t>)</w:t>
+      </w:r>
+    </w:p>
+    <w:p>
+      <w:r>
+        <w:rPr>
+          <w:rFonts w:hint="eastAsia"/>
+        </w:rPr>
+        <w:t>显示指定</w:t>
+      </w:r>
+      <w:r>
+        <w:rPr>
+          <w:rFonts w:hint="eastAsia"/>
+        </w:rPr>
+        <w:t>CG</w:t>
+      </w:r>
+      <w:r>
+        <w:rPr>
+          <w:rFonts w:hint="eastAsia"/>
+        </w:rPr>
+        <w:t>到全屏</w:t>
+      </w:r>
+      <w:r>
+        <w:rPr>
+          <w:rFonts w:hint="eastAsia"/>
+        </w:rPr>
+        <w:t xml:space="preserve"> full cg </w:t>
+      </w:r>
+      <w:r>
+        <w:rPr>
+          <w:rFonts w:hint="eastAsia"/>
+        </w:rPr>
+        <w:t>图片节点。本行及后续正文不显示在对话框里，而是显示在</w:t>
+      </w:r>
+      <w:r>
+        <w:rPr>
+          <w:rFonts w:hint="eastAsia"/>
+        </w:rPr>
+        <w:t xml:space="preserve"> </w:t>
+      </w:r>
+      <w:proofErr w:type="spellStart"/>
+      <w:r>
+        <w:rPr>
+          <w:rFonts w:hint="eastAsia"/>
+        </w:rPr>
+        <w:t>frontTextRoot</w:t>
+      </w:r>
+      <w:proofErr w:type="spellEnd"/>
+      <w:r>
+        <w:rPr>
+          <w:rFonts w:hint="eastAsia"/>
+        </w:rPr>
+        <w:t xml:space="preserve"> </w:t>
+      </w:r>
+      <w:r>
+        <w:rPr>
+          <w:rFonts w:hint="eastAsia"/>
+        </w:rPr>
+        <w:t>节点下的</w:t>
+      </w:r>
+      <w:r>
+        <w:rPr>
+          <w:rFonts w:hint="eastAsia"/>
+        </w:rPr>
+        <w:t xml:space="preserve"> text </w:t>
+      </w:r>
+      <w:r>
+        <w:rPr>
+          <w:rFonts w:hint="eastAsia"/>
+        </w:rPr>
+        <w:t>中，每条正文替换上一条文字。</w:t>
+      </w:r>
+    </w:p>
+    <w:p>
+      <w:r>
+        <w:rPr>
+          <w:rFonts w:hint="eastAsia"/>
+        </w:rPr>
+        <w:t>CGLOG</w:t>
+      </w:r>
+      <w:r>
+        <w:rPr>
+          <w:rFonts w:hint="eastAsia"/>
+        </w:rPr>
+        <w:t>状态持续到下一个</w:t>
+      </w:r>
+      <w:r>
+        <w:rPr>
+          <w:rFonts w:hint="eastAsia"/>
+        </w:rPr>
+        <w:t>CG</w:t>
+      </w:r>
+      <w:r>
+        <w:rPr>
+          <w:rFonts w:hint="eastAsia"/>
+        </w:rPr>
+        <w:t>指令，才恢复原本的对话框显示逻辑。</w:t>
+      </w:r>
+    </w:p>
+    <w:p>
+      <w:r>
+        <w:rPr>
+          <w:rFonts w:hint="eastAsia"/>
+        </w:rPr>
+        <w:t>案例（指令填在指令列，正文填在对应行的文本列）</w:t>
+      </w:r>
+      <w:r>
+        <w:rPr>
+          <w:rFonts w:hint="eastAsia"/>
+        </w:rPr>
+        <w:t>：</w:t>
+      </w:r>
+    </w:p>
+    <w:p>
+      <w:r>
+        <w:rPr>
+          <w:rFonts w:hint="eastAsia"/>
+        </w:rPr>
+        <w:t>第</w:t>
+      </w:r>
+      <w:r>
+        <w:rPr>
+          <w:rFonts w:hint="eastAsia"/>
+        </w:rPr>
+        <w:t>1</w:t>
+      </w:r>
+      <w:r>
+        <w:rPr>
+          <w:rFonts w:hint="eastAsia"/>
+        </w:rPr>
+        <w:t>行指令：</w:t>
+      </w:r>
+      <w:r>
+        <w:rPr>
+          <w:rFonts w:hint="eastAsia"/>
+        </w:rPr>
+        <w:t>CGLOG(CGEX1-1)</w:t>
+      </w:r>
+    </w:p>
+    <w:p>
+      <w:r>
+        <w:rPr>
+          <w:rFonts w:hint="eastAsia"/>
+        </w:rPr>
+        <w:t>第</w:t>
+      </w:r>
+      <w:r>
+        <w:rPr>
+          <w:rFonts w:hint="eastAsia"/>
+        </w:rPr>
+        <w:t>1</w:t>
+      </w:r>
+      <w:r>
+        <w:rPr>
+          <w:rFonts w:hint="eastAsia"/>
+        </w:rPr>
+        <w:t>行正文：眼前的城市沉入了夜色。</w:t>
+      </w:r>
+    </w:p>
+    <w:p>
+      <w:r>
+        <w:rPr>
+          <w:rFonts w:hint="eastAsia"/>
+        </w:rPr>
+        <w:t>第</w:t>
+      </w:r>
+      <w:r>
+        <w:rPr>
+          <w:rFonts w:hint="eastAsia"/>
+        </w:rPr>
+        <w:t>2</w:t>
+      </w:r>
+      <w:r>
+        <w:rPr>
+          <w:rFonts w:hint="eastAsia"/>
+        </w:rPr>
+        <w:t>行指令：留空</w:t>
+      </w:r>
+    </w:p>
+    <w:p>
+      <w:r>
+        <w:rPr>
+          <w:rFonts w:hint="eastAsia"/>
+        </w:rPr>
+        <w:t>第</w:t>
+      </w:r>
+      <w:r>
+        <w:rPr>
+          <w:rFonts w:hint="eastAsia"/>
+        </w:rPr>
+        <w:t>2</w:t>
+      </w:r>
+      <w:r>
+        <w:rPr>
+          <w:rFonts w:hint="eastAsia"/>
+        </w:rPr>
+        <w:t>行正文：远处传来一阵低沉的钟声。</w:t>
+      </w:r>
+    </w:p>
+    <w:p>
+      <w:r>
+        <w:rPr>
+          <w:rFonts w:hint="eastAsia"/>
+        </w:rPr>
+        <w:t>第</w:t>
+      </w:r>
+      <w:r>
+        <w:rPr>
+          <w:rFonts w:hint="eastAsia"/>
+        </w:rPr>
+        <w:t>3</w:t>
+      </w:r>
+      <w:r>
+        <w:rPr>
+          <w:rFonts w:hint="eastAsia"/>
+        </w:rPr>
+        <w:t>行指令：</w:t>
+      </w:r>
+      <w:r>
+        <w:rPr>
+          <w:rFonts w:hint="eastAsia"/>
+        </w:rPr>
+        <w:t>CG(C00)</w:t>
+      </w:r>
+    </w:p>
+    <w:p>
+      <w:r>
+        <w:rPr>
+          <w:rFonts w:hint="eastAsia"/>
+        </w:rPr>
+        <w:t>第</w:t>
+      </w:r>
+      <w:r>
+        <w:rPr>
+          <w:rFonts w:hint="eastAsia"/>
+        </w:rPr>
+        <w:t>3</w:t>
+      </w:r>
+      <w:r>
+        <w:rPr>
+          <w:rFonts w:hint="eastAsia"/>
+        </w:rPr>
+        <w:t>行正文：我们继续前进吧。</w:t>
       </w:r>
     </w:p>
     <w:sectPr>
